--- a/week work/COM5406_2A_Worksheets week 2.docx
+++ b/week work/COM5406_2A_Worksheets week 2.docx
@@ -56,7 +56,29 @@
                 <w:sz w:val="24"/>
                 <w:szCs w:val="24"/>
               </w:rPr>
-              <w:t>COM5406  ·  CYBER SECURITY</w:t>
+              <w:t>COM</w:t>
+            </w:r>
+            <w:proofErr w:type="gramStart"/>
+            <w:r>
+              <w:rPr>
+                <w:b/>
+                <w:bCs/>
+                <w:color w:val="457B9D"/>
+                <w:sz w:val="24"/>
+                <w:szCs w:val="24"/>
+              </w:rPr>
+              <w:t>5406  ·</w:t>
+            </w:r>
+            <w:proofErr w:type="gramEnd"/>
+            <w:r>
+              <w:rPr>
+                <w:b/>
+                <w:bCs/>
+                <w:color w:val="457B9D"/>
+                <w:sz w:val="24"/>
+                <w:szCs w:val="24"/>
+              </w:rPr>
+              <w:t xml:space="preserve">  CYBER SECURITY</w:t>
             </w:r>
           </w:p>
           <w:p>
@@ -520,7 +542,29 @@
           <w:sz w:val="24"/>
           <w:szCs w:val="24"/>
         </w:rPr>
-        <w:t>Section 1  —  Framework orientation</w:t>
+        <w:t xml:space="preserve">Section </w:t>
+      </w:r>
+      <w:proofErr w:type="gramStart"/>
+      <w:r>
+        <w:rPr>
+          <w:b/>
+          <w:bCs/>
+          <w:color w:val="1D3557"/>
+          <w:sz w:val="24"/>
+          <w:szCs w:val="24"/>
+        </w:rPr>
+        <w:t>1  —</w:t>
+      </w:r>
+      <w:proofErr w:type="gramEnd"/>
+      <w:r>
+        <w:rPr>
+          <w:b/>
+          <w:bCs/>
+          <w:color w:val="1D3557"/>
+          <w:sz w:val="24"/>
+          <w:szCs w:val="24"/>
+        </w:rPr>
+        <w:t xml:space="preserve">  Framework orientation</w:t>
       </w:r>
     </w:p>
     <w:p>
@@ -560,6 +604,7 @@
           <w:szCs w:val="24"/>
         </w:rPr>
       </w:pPr>
+      <w:proofErr w:type="gramStart"/>
       <w:r>
         <w:rPr>
           <w:b/>
@@ -568,7 +613,18 @@
           <w:sz w:val="24"/>
           <w:szCs w:val="24"/>
         </w:rPr>
-        <w:t>1.1  —  OWASP Top 10:2025 in your own words</w:t>
+        <w:t>1.1  —</w:t>
+      </w:r>
+      <w:proofErr w:type="gramEnd"/>
+      <w:r>
+        <w:rPr>
+          <w:b/>
+          <w:bCs/>
+          <w:color w:val="E63946"/>
+          <w:sz w:val="24"/>
+          <w:szCs w:val="24"/>
+        </w:rPr>
+        <w:t xml:space="preserve">  OWASP Top 10:2025 in your own words</w:t>
       </w:r>
     </w:p>
     <w:p>
@@ -730,7 +786,27 @@
                 <w:sz w:val="24"/>
                 <w:szCs w:val="24"/>
               </w:rPr>
-              <w:t>A01  Broken Access Control</w:t>
+              <w:t>A</w:t>
+            </w:r>
+            <w:proofErr w:type="gramStart"/>
+            <w:r>
+              <w:rPr>
+                <w:b/>
+                <w:bCs/>
+                <w:sz w:val="24"/>
+                <w:szCs w:val="24"/>
+              </w:rPr>
+              <w:t>01  Broken</w:t>
+            </w:r>
+            <w:proofErr w:type="gramEnd"/>
+            <w:r>
+              <w:rPr>
+                <w:b/>
+                <w:bCs/>
+                <w:sz w:val="24"/>
+                <w:szCs w:val="24"/>
+              </w:rPr>
+              <w:t xml:space="preserve"> Access Control</w:t>
             </w:r>
           </w:p>
         </w:tc>
@@ -817,7 +893,27 @@
                 <w:sz w:val="24"/>
                 <w:szCs w:val="24"/>
               </w:rPr>
-              <w:t>A02  Security Misconfiguration</w:t>
+              <w:t>A</w:t>
+            </w:r>
+            <w:proofErr w:type="gramStart"/>
+            <w:r>
+              <w:rPr>
+                <w:b/>
+                <w:bCs/>
+                <w:sz w:val="24"/>
+                <w:szCs w:val="24"/>
+              </w:rPr>
+              <w:t>02  Security</w:t>
+            </w:r>
+            <w:proofErr w:type="gramEnd"/>
+            <w:r>
+              <w:rPr>
+                <w:b/>
+                <w:bCs/>
+                <w:sz w:val="24"/>
+                <w:szCs w:val="24"/>
+              </w:rPr>
+              <w:t xml:space="preserve"> Misconfiguration</w:t>
             </w:r>
           </w:p>
         </w:tc>
@@ -906,8 +1002,9 @@
                 <w:sz w:val="24"/>
                 <w:szCs w:val="24"/>
               </w:rPr>
-              <w:t>A03</w:t>
-            </w:r>
+              <w:t>A</w:t>
+            </w:r>
+            <w:proofErr w:type="gramStart"/>
             <w:r>
               <w:rPr>
                 <w:b/>
@@ -915,7 +1012,7 @@
                 <w:sz w:val="24"/>
                 <w:szCs w:val="24"/>
               </w:rPr>
-              <w:t xml:space="preserve"> </w:t>
+              <w:t>03</w:t>
             </w:r>
             <w:r>
               <w:rPr>
@@ -924,7 +1021,26 @@
                 <w:sz w:val="24"/>
                 <w:szCs w:val="24"/>
               </w:rPr>
-              <w:t xml:space="preserve"> Software Supply Chain Failures</w:t>
+              <w:t xml:space="preserve"> </w:t>
+            </w:r>
+            <w:r>
+              <w:rPr>
+                <w:b/>
+                <w:bCs/>
+                <w:sz w:val="24"/>
+                <w:szCs w:val="24"/>
+              </w:rPr>
+              <w:t xml:space="preserve"> Software</w:t>
+            </w:r>
+            <w:proofErr w:type="gramEnd"/>
+            <w:r>
+              <w:rPr>
+                <w:b/>
+                <w:bCs/>
+                <w:sz w:val="24"/>
+                <w:szCs w:val="24"/>
+              </w:rPr>
+              <w:t xml:space="preserve"> Supply Chain Failures</w:t>
             </w:r>
           </w:p>
         </w:tc>
@@ -1032,7 +1148,27 @@
                 <w:sz w:val="24"/>
                 <w:szCs w:val="24"/>
               </w:rPr>
-              <w:t>A04  Cryptographic Failures</w:t>
+              <w:t>A</w:t>
+            </w:r>
+            <w:proofErr w:type="gramStart"/>
+            <w:r>
+              <w:rPr>
+                <w:b/>
+                <w:bCs/>
+                <w:sz w:val="24"/>
+                <w:szCs w:val="24"/>
+              </w:rPr>
+              <w:t>04  Cryptographic</w:t>
+            </w:r>
+            <w:proofErr w:type="gramEnd"/>
+            <w:r>
+              <w:rPr>
+                <w:b/>
+                <w:bCs/>
+                <w:sz w:val="24"/>
+                <w:szCs w:val="24"/>
+              </w:rPr>
+              <w:t xml:space="preserve"> Failures</w:t>
             </w:r>
           </w:p>
         </w:tc>
@@ -1112,8 +1248,19 @@
                 <w:sz w:val="24"/>
                 <w:szCs w:val="24"/>
               </w:rPr>
-              <w:t>A05  Injection</w:t>
-            </w:r>
+              <w:t>A</w:t>
+            </w:r>
+            <w:proofErr w:type="gramStart"/>
+            <w:r>
+              <w:rPr>
+                <w:b/>
+                <w:bCs/>
+                <w:sz w:val="24"/>
+                <w:szCs w:val="24"/>
+              </w:rPr>
+              <w:t>05  Injection</w:t>
+            </w:r>
+            <w:proofErr w:type="gramEnd"/>
           </w:p>
         </w:tc>
         <w:tc>
@@ -1199,7 +1346,27 @@
                 <w:sz w:val="24"/>
                 <w:szCs w:val="24"/>
               </w:rPr>
-              <w:t>A06  Insecure Design</w:t>
+              <w:t>A</w:t>
+            </w:r>
+            <w:proofErr w:type="gramStart"/>
+            <w:r>
+              <w:rPr>
+                <w:b/>
+                <w:bCs/>
+                <w:sz w:val="24"/>
+                <w:szCs w:val="24"/>
+              </w:rPr>
+              <w:t>06  Insecure</w:t>
+            </w:r>
+            <w:proofErr w:type="gramEnd"/>
+            <w:r>
+              <w:rPr>
+                <w:b/>
+                <w:bCs/>
+                <w:sz w:val="24"/>
+                <w:szCs w:val="24"/>
+              </w:rPr>
+              <w:t xml:space="preserve"> Design</w:t>
             </w:r>
           </w:p>
         </w:tc>
@@ -1272,7 +1439,27 @@
                 <w:sz w:val="24"/>
                 <w:szCs w:val="24"/>
               </w:rPr>
-              <w:t>A07  Authentication Failures</w:t>
+              <w:t>A</w:t>
+            </w:r>
+            <w:proofErr w:type="gramStart"/>
+            <w:r>
+              <w:rPr>
+                <w:b/>
+                <w:bCs/>
+                <w:sz w:val="24"/>
+                <w:szCs w:val="24"/>
+              </w:rPr>
+              <w:t>07  Authentication</w:t>
+            </w:r>
+            <w:proofErr w:type="gramEnd"/>
+            <w:r>
+              <w:rPr>
+                <w:b/>
+                <w:bCs/>
+                <w:sz w:val="24"/>
+                <w:szCs w:val="24"/>
+              </w:rPr>
+              <w:t xml:space="preserve"> Failures</w:t>
             </w:r>
           </w:p>
         </w:tc>
@@ -1352,7 +1539,27 @@
                 <w:sz w:val="24"/>
                 <w:szCs w:val="24"/>
               </w:rPr>
-              <w:t>A08  Software or Data Integrity Failures</w:t>
+              <w:t>A</w:t>
+            </w:r>
+            <w:proofErr w:type="gramStart"/>
+            <w:r>
+              <w:rPr>
+                <w:b/>
+                <w:bCs/>
+                <w:sz w:val="24"/>
+                <w:szCs w:val="24"/>
+              </w:rPr>
+              <w:t>08  Software</w:t>
+            </w:r>
+            <w:proofErr w:type="gramEnd"/>
+            <w:r>
+              <w:rPr>
+                <w:b/>
+                <w:bCs/>
+                <w:sz w:val="24"/>
+                <w:szCs w:val="24"/>
+              </w:rPr>
+              <w:t xml:space="preserve"> or Data Integrity Failures</w:t>
             </w:r>
           </w:p>
         </w:tc>
@@ -1425,7 +1632,27 @@
                 <w:sz w:val="24"/>
                 <w:szCs w:val="24"/>
               </w:rPr>
-              <w:t>A09  Security Logging &amp; Alerting Failures</w:t>
+              <w:t>A</w:t>
+            </w:r>
+            <w:proofErr w:type="gramStart"/>
+            <w:r>
+              <w:rPr>
+                <w:b/>
+                <w:bCs/>
+                <w:sz w:val="24"/>
+                <w:szCs w:val="24"/>
+              </w:rPr>
+              <w:t>09  Security</w:t>
+            </w:r>
+            <w:proofErr w:type="gramEnd"/>
+            <w:r>
+              <w:rPr>
+                <w:b/>
+                <w:bCs/>
+                <w:sz w:val="24"/>
+                <w:szCs w:val="24"/>
+              </w:rPr>
+              <w:t xml:space="preserve"> Logging &amp; Alerting Failures</w:t>
             </w:r>
           </w:p>
         </w:tc>
@@ -1505,7 +1732,27 @@
                 <w:sz w:val="24"/>
                 <w:szCs w:val="24"/>
               </w:rPr>
-              <w:t>A10  Mishandling of Exceptional Conditions</w:t>
+              <w:t>A</w:t>
+            </w:r>
+            <w:proofErr w:type="gramStart"/>
+            <w:r>
+              <w:rPr>
+                <w:b/>
+                <w:bCs/>
+                <w:sz w:val="24"/>
+                <w:szCs w:val="24"/>
+              </w:rPr>
+              <w:t>10  Mishandling</w:t>
+            </w:r>
+            <w:proofErr w:type="gramEnd"/>
+            <w:r>
+              <w:rPr>
+                <w:b/>
+                <w:bCs/>
+                <w:sz w:val="24"/>
+                <w:szCs w:val="24"/>
+              </w:rPr>
+              <w:t xml:space="preserve"> of Exceptional Conditions</w:t>
             </w:r>
           </w:p>
         </w:tc>
@@ -1568,6 +1815,7 @@
           <w:szCs w:val="24"/>
         </w:rPr>
       </w:pPr>
+      <w:proofErr w:type="gramStart"/>
       <w:r>
         <w:rPr>
           <w:b/>
@@ -1576,7 +1824,18 @@
           <w:sz w:val="24"/>
           <w:szCs w:val="24"/>
         </w:rPr>
-        <w:t>1.2  —  Priority for Bee Pies</w:t>
+        <w:t>1.2  —</w:t>
+      </w:r>
+      <w:proofErr w:type="gramEnd"/>
+      <w:r>
+        <w:rPr>
+          <w:b/>
+          <w:bCs/>
+          <w:color w:val="E63946"/>
+          <w:sz w:val="24"/>
+          <w:szCs w:val="24"/>
+        </w:rPr>
+        <w:t xml:space="preserve">  Priority for Bee Pies</w:t>
       </w:r>
     </w:p>
     <w:p>
@@ -2097,6 +2356,7 @@
           <w:szCs w:val="24"/>
         </w:rPr>
       </w:pPr>
+      <w:proofErr w:type="gramStart"/>
       <w:r>
         <w:rPr>
           <w:b/>
@@ -2105,7 +2365,18 @@
           <w:sz w:val="24"/>
           <w:szCs w:val="24"/>
         </w:rPr>
-        <w:t>1.3  —  Research task: credentials in breaches</w:t>
+        <w:t>1.3  —</w:t>
+      </w:r>
+      <w:proofErr w:type="gramEnd"/>
+      <w:r>
+        <w:rPr>
+          <w:b/>
+          <w:bCs/>
+          <w:color w:val="E63946"/>
+          <w:sz w:val="24"/>
+          <w:szCs w:val="24"/>
+        </w:rPr>
+        <w:t xml:space="preserve">  Research task: credentials in breaches</w:t>
       </w:r>
     </w:p>
     <w:p>
@@ -2523,6 +2794,7 @@
           <w:szCs w:val="24"/>
         </w:rPr>
       </w:pPr>
+      <w:proofErr w:type="gramStart"/>
       <w:r>
         <w:rPr>
           <w:b/>
@@ -2531,7 +2803,18 @@
           <w:sz w:val="24"/>
           <w:szCs w:val="24"/>
         </w:rPr>
-        <w:t>1.4  —  Discussion: vulnerability, exploit, breach</w:t>
+        <w:t>1.4  —</w:t>
+      </w:r>
+      <w:proofErr w:type="gramEnd"/>
+      <w:r>
+        <w:rPr>
+          <w:b/>
+          <w:bCs/>
+          <w:color w:val="E63946"/>
+          <w:sz w:val="24"/>
+          <w:szCs w:val="24"/>
+        </w:rPr>
+        <w:t xml:space="preserve">  Discussion: vulnerability, exploit, breach</w:t>
       </w:r>
     </w:p>
     <w:p>
@@ -2805,7 +3088,23 @@
                 <w:sz w:val="24"/>
                 <w:szCs w:val="24"/>
               </w:rPr>
-              <w:t>The exploit would be taking advantage of the vulnerability, for example : using an exposed password to gain access.</w:t>
+              <w:t xml:space="preserve">The exploit would be taking advantage of the vulnerability, for </w:t>
+            </w:r>
+            <w:proofErr w:type="gramStart"/>
+            <w:r>
+              <w:rPr>
+                <w:sz w:val="24"/>
+                <w:szCs w:val="24"/>
+              </w:rPr>
+              <w:t>example :</w:t>
+            </w:r>
+            <w:proofErr w:type="gramEnd"/>
+            <w:r>
+              <w:rPr>
+                <w:sz w:val="24"/>
+                <w:szCs w:val="24"/>
+              </w:rPr>
+              <w:t xml:space="preserve"> using an exposed password to gain access.</w:t>
             </w:r>
           </w:p>
         </w:tc>
@@ -2861,6 +3160,7 @@
               <w:t xml:space="preserve">This would be a breach because it’s a violation of </w:t>
             </w:r>
             <w:proofErr w:type="spellStart"/>
+            <w:proofErr w:type="gramStart"/>
             <w:r>
               <w:rPr>
                 <w:sz w:val="24"/>
@@ -2869,6 +3169,7 @@
               <w:t>ones</w:t>
             </w:r>
             <w:proofErr w:type="spellEnd"/>
+            <w:proofErr w:type="gramEnd"/>
             <w:r>
               <w:rPr>
                 <w:sz w:val="24"/>
@@ -2939,7 +3240,29 @@
           <w:sz w:val="24"/>
           <w:szCs w:val="24"/>
         </w:rPr>
-        <w:t>Section 2  —  Universal code reading</w:t>
+        <w:t xml:space="preserve">Section </w:t>
+      </w:r>
+      <w:proofErr w:type="gramStart"/>
+      <w:r>
+        <w:rPr>
+          <w:b/>
+          <w:bCs/>
+          <w:color w:val="1D3557"/>
+          <w:sz w:val="24"/>
+          <w:szCs w:val="24"/>
+        </w:rPr>
+        <w:t>2  —</w:t>
+      </w:r>
+      <w:proofErr w:type="gramEnd"/>
+      <w:r>
+        <w:rPr>
+          <w:b/>
+          <w:bCs/>
+          <w:color w:val="1D3557"/>
+          <w:sz w:val="24"/>
+          <w:szCs w:val="24"/>
+        </w:rPr>
+        <w:t xml:space="preserve">  Universal code reading</w:t>
       </w:r>
     </w:p>
     <w:p>
@@ -2979,6 +3302,7 @@
           <w:szCs w:val="24"/>
         </w:rPr>
       </w:pPr>
+      <w:proofErr w:type="gramStart"/>
       <w:r>
         <w:rPr>
           <w:b/>
@@ -2987,7 +3311,18 @@
           <w:sz w:val="24"/>
           <w:szCs w:val="24"/>
         </w:rPr>
-        <w:t>2.1  —  First read</w:t>
+        <w:t>2.1  —</w:t>
+      </w:r>
+      <w:proofErr w:type="gramEnd"/>
+      <w:r>
+        <w:rPr>
+          <w:b/>
+          <w:bCs/>
+          <w:color w:val="E63946"/>
+          <w:sz w:val="24"/>
+          <w:szCs w:val="24"/>
+        </w:rPr>
+        <w:t xml:space="preserve">  First read</w:t>
       </w:r>
     </w:p>
     <w:p>
@@ -3278,6 +3613,7 @@
           <w:szCs w:val="24"/>
         </w:rPr>
       </w:pPr>
+      <w:proofErr w:type="gramStart"/>
       <w:r>
         <w:rPr>
           <w:b/>
@@ -3286,7 +3622,18 @@
           <w:sz w:val="24"/>
           <w:szCs w:val="24"/>
         </w:rPr>
-        <w:t>2.2  —  Annotation</w:t>
+        <w:t>2.2  —</w:t>
+      </w:r>
+      <w:proofErr w:type="gramEnd"/>
+      <w:r>
+        <w:rPr>
+          <w:b/>
+          <w:bCs/>
+          <w:color w:val="E63946"/>
+          <w:sz w:val="24"/>
+          <w:szCs w:val="24"/>
+        </w:rPr>
+        <w:t xml:space="preserve">  Annotation</w:t>
       </w:r>
     </w:p>
     <w:p>
@@ -4685,6 +5032,7 @@
           <w:szCs w:val="24"/>
         </w:rPr>
       </w:pPr>
+      <w:proofErr w:type="gramStart"/>
       <w:r>
         <w:rPr>
           <w:b/>
@@ -4694,7 +5042,18 @@
           <w:szCs w:val="24"/>
         </w:rPr>
         <w:lastRenderedPageBreak/>
-        <w:t>2.4  —  Research task: find the relevant cheat sheet</w:t>
+        <w:t>2.4  —</w:t>
+      </w:r>
+      <w:proofErr w:type="gramEnd"/>
+      <w:r>
+        <w:rPr>
+          <w:b/>
+          <w:bCs/>
+          <w:color w:val="E63946"/>
+          <w:sz w:val="24"/>
+          <w:szCs w:val="24"/>
+        </w:rPr>
+        <w:t xml:space="preserve">  Research task: find the relevant cheat sheet</w:t>
       </w:r>
     </w:p>
     <w:p>
@@ -5069,6 +5428,7 @@
           <w:szCs w:val="24"/>
         </w:rPr>
       </w:pPr>
+      <w:proofErr w:type="gramStart"/>
       <w:r>
         <w:rPr>
           <w:b/>
@@ -5077,7 +5437,18 @@
           <w:sz w:val="24"/>
           <w:szCs w:val="24"/>
         </w:rPr>
-        <w:t>2.5  —  Priority ranking</w:t>
+        <w:t>2.5  —</w:t>
+      </w:r>
+      <w:proofErr w:type="gramEnd"/>
+      <w:r>
+        <w:rPr>
+          <w:b/>
+          <w:bCs/>
+          <w:color w:val="E63946"/>
+          <w:sz w:val="24"/>
+          <w:szCs w:val="24"/>
+        </w:rPr>
+        <w:t xml:space="preserve">  Priority ranking</w:t>
       </w:r>
     </w:p>
     <w:p>
@@ -5723,7 +6094,29 @@
           <w:sz w:val="24"/>
           <w:szCs w:val="24"/>
         </w:rPr>
-        <w:t>Section 3  —  Pre-split work</w:t>
+        <w:t xml:space="preserve">Section </w:t>
+      </w:r>
+      <w:proofErr w:type="gramStart"/>
+      <w:r>
+        <w:rPr>
+          <w:b/>
+          <w:bCs/>
+          <w:color w:val="1D3557"/>
+          <w:sz w:val="24"/>
+          <w:szCs w:val="24"/>
+        </w:rPr>
+        <w:t>3  —</w:t>
+      </w:r>
+      <w:proofErr w:type="gramEnd"/>
+      <w:r>
+        <w:rPr>
+          <w:b/>
+          <w:bCs/>
+          <w:color w:val="1D3557"/>
+          <w:sz w:val="24"/>
+          <w:szCs w:val="24"/>
+        </w:rPr>
+        <w:t xml:space="preserve">  Pre-split work</w:t>
       </w:r>
     </w:p>
     <w:p>
@@ -5763,6 +6156,7 @@
           <w:szCs w:val="24"/>
         </w:rPr>
       </w:pPr>
+      <w:proofErr w:type="gramStart"/>
       <w:r>
         <w:rPr>
           <w:b/>
@@ -5771,7 +6165,18 @@
           <w:sz w:val="24"/>
           <w:szCs w:val="24"/>
         </w:rPr>
-        <w:t>3.1  —  Dependency mapping</w:t>
+        <w:t>3.1  —</w:t>
+      </w:r>
+      <w:proofErr w:type="gramEnd"/>
+      <w:r>
+        <w:rPr>
+          <w:b/>
+          <w:bCs/>
+          <w:color w:val="E63946"/>
+          <w:sz w:val="24"/>
+          <w:szCs w:val="24"/>
+        </w:rPr>
+        <w:t xml:space="preserve">  Dependency mapping</w:t>
       </w:r>
     </w:p>
     <w:p>
@@ -5973,6 +6378,7 @@
           <w:szCs w:val="24"/>
         </w:rPr>
       </w:pPr>
+      <w:proofErr w:type="gramStart"/>
       <w:r>
         <w:rPr>
           <w:b/>
@@ -5981,7 +6387,18 @@
           <w:sz w:val="24"/>
           <w:szCs w:val="24"/>
         </w:rPr>
-        <w:t>3.2  —  Role tasking and commitment</w:t>
+        <w:t>3.2  —</w:t>
+      </w:r>
+      <w:proofErr w:type="gramEnd"/>
+      <w:r>
+        <w:rPr>
+          <w:b/>
+          <w:bCs/>
+          <w:color w:val="E63946"/>
+          <w:sz w:val="24"/>
+          <w:szCs w:val="24"/>
+        </w:rPr>
+        <w:t xml:space="preserve">  Role tasking and commitment</w:t>
       </w:r>
     </w:p>
     <w:p>
@@ -6437,7 +6854,23 @@
                 <w:sz w:val="24"/>
                 <w:szCs w:val="24"/>
               </w:rPr>
-              <w:t xml:space="preserve">identification that sudo was correctly blocked least privilege and deployment risks </w:t>
+              <w:t>identification that </w:t>
+            </w:r>
+            <w:proofErr w:type="spellStart"/>
+            <w:r>
+              <w:rPr>
+                <w:sz w:val="24"/>
+                <w:szCs w:val="24"/>
+              </w:rPr>
+              <w:t>sudo</w:t>
+            </w:r>
+            <w:proofErr w:type="spellEnd"/>
+            <w:r>
+              <w:rPr>
+                <w:sz w:val="24"/>
+                <w:szCs w:val="24"/>
+              </w:rPr>
+              <w:t xml:space="preserve"> was correctly blocked least privilege and deployment risks </w:t>
             </w:r>
             <w:r>
               <w:rPr>
@@ -6445,7 +6878,15 @@
                 <w:szCs w:val="24"/>
               </w:rPr>
               <w:lastRenderedPageBreak/>
-              <w:t>like DEBUG=True and exposed</w:t>
+              <w:t xml:space="preserve">like DEBUG=True and </w:t>
+            </w:r>
+            <w:proofErr w:type="gramStart"/>
+            <w:r>
+              <w:rPr>
+                <w:sz w:val="24"/>
+                <w:szCs w:val="24"/>
+              </w:rPr>
+              <w:t>exposed</w:t>
             </w:r>
             <w:r>
               <w:rPr>
@@ -6459,7 +6900,15 @@
                 <w:sz w:val="24"/>
                 <w:szCs w:val="24"/>
               </w:rPr>
-              <w:t>env in Git history.</w:t>
+              <w:t>env</w:t>
+            </w:r>
+            <w:proofErr w:type="gramEnd"/>
+            <w:r>
+              <w:rPr>
+                <w:sz w:val="24"/>
+                <w:szCs w:val="24"/>
+              </w:rPr>
+              <w:t> in Git history.</w:t>
             </w:r>
           </w:p>
         </w:tc>
@@ -6574,7 +7023,23 @@
                 <w:sz w:val="24"/>
                 <w:szCs w:val="24"/>
               </w:rPr>
-              <w:t xml:space="preserve"> are evidenced by the pcap data.</w:t>
+              <w:t xml:space="preserve"> are evidenced by the </w:t>
+            </w:r>
+            <w:proofErr w:type="spellStart"/>
+            <w:r>
+              <w:rPr>
+                <w:sz w:val="24"/>
+                <w:szCs w:val="24"/>
+              </w:rPr>
+              <w:t>pcap</w:t>
+            </w:r>
+            <w:proofErr w:type="spellEnd"/>
+            <w:r>
+              <w:rPr>
+                <w:sz w:val="24"/>
+                <w:szCs w:val="24"/>
+              </w:rPr>
+              <w:t xml:space="preserve"> data.</w:t>
             </w:r>
           </w:p>
         </w:tc>
@@ -6647,7 +7112,23 @@
                 <w:sz w:val="24"/>
                 <w:szCs w:val="24"/>
               </w:rPr>
-              <w:t>I will identify and analyse the majority of the</w:t>
+              <w:t xml:space="preserve">I will identify and analyse </w:t>
+            </w:r>
+            <w:proofErr w:type="gramStart"/>
+            <w:r>
+              <w:rPr>
+                <w:sz w:val="24"/>
+                <w:szCs w:val="24"/>
+              </w:rPr>
+              <w:t>the majority of</w:t>
+            </w:r>
+            <w:proofErr w:type="gramEnd"/>
+            <w:r>
+              <w:rPr>
+                <w:sz w:val="24"/>
+                <w:szCs w:val="24"/>
+              </w:rPr>
+              <w:t xml:space="preserve"> the</w:t>
             </w:r>
             <w:r>
               <w:rPr>
@@ -6730,6 +7211,7 @@
                 <w:szCs w:val="24"/>
               </w:rPr>
             </w:pPr>
+            <w:proofErr w:type="spellStart"/>
             <w:r>
               <w:rPr>
                 <w:b/>
@@ -6737,7 +7219,17 @@
                 <w:sz w:val="24"/>
                 <w:szCs w:val="24"/>
               </w:rPr>
-              <w:t>DevSecOps &amp; Supply Chain Lead</w:t>
+              <w:t>DevSecOps</w:t>
+            </w:r>
+            <w:proofErr w:type="spellEnd"/>
+            <w:r>
+              <w:rPr>
+                <w:b/>
+                <w:bCs/>
+                <w:sz w:val="24"/>
+                <w:szCs w:val="24"/>
+              </w:rPr>
+              <w:t xml:space="preserve"> &amp; Supply Chain Lead</w:t>
             </w:r>
           </w:p>
         </w:tc>
@@ -6824,7 +7316,29 @@
           <w:sz w:val="24"/>
           <w:szCs w:val="24"/>
         </w:rPr>
-        <w:t>Section 4  —  Group synthesis</w:t>
+        <w:t xml:space="preserve">Section </w:t>
+      </w:r>
+      <w:proofErr w:type="gramStart"/>
+      <w:r>
+        <w:rPr>
+          <w:b/>
+          <w:bCs/>
+          <w:color w:val="1D3557"/>
+          <w:sz w:val="24"/>
+          <w:szCs w:val="24"/>
+        </w:rPr>
+        <w:t>4  —</w:t>
+      </w:r>
+      <w:proofErr w:type="gramEnd"/>
+      <w:r>
+        <w:rPr>
+          <w:b/>
+          <w:bCs/>
+          <w:color w:val="1D3557"/>
+          <w:sz w:val="24"/>
+          <w:szCs w:val="24"/>
+        </w:rPr>
+        <w:t xml:space="preserve">  Group synthesis</w:t>
       </w:r>
     </w:p>
     <w:p>
@@ -7081,21 +7595,69 @@
                 <w:sz w:val="24"/>
                 <w:szCs w:val="24"/>
               </w:rPr>
-              <w:t>As the code lead, i investigated into the terminal finding the host ip, 192.168.56.1, the attacker’s IP, 192</w:t>
-            </w:r>
-            <w:r>
-              <w:rPr>
-                <w:sz w:val="24"/>
-                <w:szCs w:val="24"/>
-              </w:rPr>
-              <w:t>.168.1.105, this helps with the investigation as we can now catag</w:t>
-            </w:r>
-            <w:r>
-              <w:rPr>
-                <w:sz w:val="24"/>
-                <w:szCs w:val="24"/>
-              </w:rPr>
-              <w:t xml:space="preserve">orise our finding depending on the </w:t>
+              <w:t xml:space="preserve">As the code lead, </w:t>
+            </w:r>
+            <w:proofErr w:type="spellStart"/>
+            <w:r>
+              <w:rPr>
+                <w:sz w:val="24"/>
+                <w:szCs w:val="24"/>
+              </w:rPr>
+              <w:t>i</w:t>
+            </w:r>
+            <w:proofErr w:type="spellEnd"/>
+            <w:r>
+              <w:rPr>
+                <w:sz w:val="24"/>
+                <w:szCs w:val="24"/>
+              </w:rPr>
+              <w:t xml:space="preserve"> investigated into the terminal finding the host </w:t>
+            </w:r>
+            <w:proofErr w:type="spellStart"/>
+            <w:r>
+              <w:rPr>
+                <w:sz w:val="24"/>
+                <w:szCs w:val="24"/>
+              </w:rPr>
+              <w:t>ip</w:t>
+            </w:r>
+            <w:proofErr w:type="spellEnd"/>
+            <w:r>
+              <w:rPr>
+                <w:sz w:val="24"/>
+                <w:szCs w:val="24"/>
+              </w:rPr>
+              <w:t>, 192.168.56.1, the attacker’s IP, 192</w:t>
+            </w:r>
+            <w:r>
+              <w:rPr>
+                <w:sz w:val="24"/>
+                <w:szCs w:val="24"/>
+              </w:rPr>
+              <w:t xml:space="preserve">.168.1.105, this helps with the investigation as we can now </w:t>
+            </w:r>
+            <w:proofErr w:type="spellStart"/>
+            <w:r>
+              <w:rPr>
+                <w:sz w:val="24"/>
+                <w:szCs w:val="24"/>
+              </w:rPr>
+              <w:t>catag</w:t>
+            </w:r>
+            <w:r>
+              <w:rPr>
+                <w:sz w:val="24"/>
+                <w:szCs w:val="24"/>
+              </w:rPr>
+              <w:t>orise</w:t>
+            </w:r>
+            <w:proofErr w:type="spellEnd"/>
+            <w:r>
+              <w:rPr>
+                <w:sz w:val="24"/>
+                <w:szCs w:val="24"/>
+              </w:rPr>
+              <w:t xml:space="preserve"> our finding depending on the </w:t>
             </w:r>
             <w:proofErr w:type="spellStart"/>
             <w:r>
@@ -7220,7 +7782,23 @@
           <w:sz w:val="24"/>
           <w:szCs w:val="24"/>
         </w:rPr>
-        <w:t>The DevSecOps Lead has identified supply chain risk in the dependencies. The System Hardening Lead has identified deployment configuration weaknesses. Are these independent failures, or does one compound the other? Reference specific findings from both role worksheets.</w:t>
+        <w:t xml:space="preserve">The </w:t>
+      </w:r>
+      <w:proofErr w:type="spellStart"/>
+      <w:r>
+        <w:rPr>
+          <w:sz w:val="24"/>
+          <w:szCs w:val="24"/>
+        </w:rPr>
+        <w:t>DevSecOps</w:t>
+      </w:r>
+      <w:proofErr w:type="spellEnd"/>
+      <w:r>
+        <w:rPr>
+          <w:sz w:val="24"/>
+          <w:szCs w:val="24"/>
+        </w:rPr>
+        <w:t xml:space="preserve"> Lead has identified supply chain risk in the dependencies. The System Hardening Lead has identified deployment configuration weaknesses. Are these independent failures, or does one compound the other? Reference specific findings from both role worksheets.</w:t>
       </w:r>
     </w:p>
     <w:p>
@@ -7722,6 +8300,7 @@
           <w:szCs w:val="24"/>
         </w:rPr>
       </w:pPr>
+      <w:proofErr w:type="gramStart"/>
       <w:r>
         <w:rPr>
           <w:b/>
@@ -7730,7 +8309,18 @@
           <w:sz w:val="24"/>
           <w:szCs w:val="24"/>
         </w:rPr>
-        <w:t>4.4  —  Hypothesis update</w:t>
+        <w:t>4.4  —</w:t>
+      </w:r>
+      <w:proofErr w:type="gramEnd"/>
+      <w:r>
+        <w:rPr>
+          <w:b/>
+          <w:bCs/>
+          <w:color w:val="E63946"/>
+          <w:sz w:val="24"/>
+          <w:szCs w:val="24"/>
+        </w:rPr>
+        <w:t xml:space="preserve">  Hypothesis update</w:t>
       </w:r>
     </w:p>
     <w:p>
@@ -7860,6 +8450,13 @@
                 <w:szCs w:val="24"/>
               </w:rPr>
             </w:pPr>
+            <w:r>
+              <w:rPr>
+                <w:sz w:val="24"/>
+                <w:szCs w:val="24"/>
+              </w:rPr>
+              <w:t>The person who attacked most likely gained access from inside the Bee Pies LAN using a device at 192.168.1.105, as they overwrote the homepage via an unauthorised PUT request, however the identity of the actor remains uncertain.</w:t>
+            </w:r>
           </w:p>
         </w:tc>
       </w:tr>
@@ -7996,6 +8593,45 @@
                 <w:szCs w:val="24"/>
               </w:rPr>
             </w:pPr>
+            <w:r>
+              <w:rPr>
+                <w:sz w:val="24"/>
+                <w:szCs w:val="24"/>
+              </w:rPr>
+              <w:t xml:space="preserve">The nginx access log shows a PUT /index.html request at 02:14 from 192.168.1.105, this is a private address and therefore can’t originate from the public internet. This indicates the request came from inside the LAN or from a device spoofing an internal address. The unknown device appears in the </w:t>
+            </w:r>
+            <w:proofErr w:type="gramStart"/>
+            <w:r>
+              <w:rPr>
+                <w:sz w:val="24"/>
+                <w:szCs w:val="24"/>
+              </w:rPr>
+              <w:t>network</w:t>
+            </w:r>
+            <w:proofErr w:type="gramEnd"/>
+            <w:r>
+              <w:rPr>
+                <w:sz w:val="24"/>
+                <w:szCs w:val="24"/>
+              </w:rPr>
+              <w:t xml:space="preserve"> but it isn’t documented elsewhere, and the commit history shows unexpected file removals such as </w:t>
+            </w:r>
+            <w:proofErr w:type="gramStart"/>
+            <w:r>
+              <w:rPr>
+                <w:sz w:val="24"/>
+                <w:szCs w:val="24"/>
+              </w:rPr>
+              <w:t>the .env</w:t>
+            </w:r>
+            <w:proofErr w:type="gramEnd"/>
+            <w:r>
+              <w:rPr>
+                <w:sz w:val="24"/>
+                <w:szCs w:val="24"/>
+              </w:rPr>
+              <w:t>, suggesting unauthorised modification activity. No evidence yet confirms that it was an external exploitation of the Bee Pies and Pasties web application.</w:t>
+            </w:r>
           </w:p>
         </w:tc>
       </w:tr>
@@ -8167,6 +8803,7 @@
           <w:sz w:val="24"/>
           <w:szCs w:val="24"/>
         </w:rPr>
+        <w:lastRenderedPageBreak/>
         <w:br w:type="page"/>
       </w:r>
     </w:p>
@@ -8272,7 +8909,29 @@
           <w:sz w:val="24"/>
           <w:szCs w:val="24"/>
         </w:rPr>
-        <w:t>CSL-1  —  OWASP findings register</w:t>
+        <w:t>CSL-</w:t>
+      </w:r>
+      <w:proofErr w:type="gramStart"/>
+      <w:r>
+        <w:rPr>
+          <w:b/>
+          <w:bCs/>
+          <w:color w:val="E63946"/>
+          <w:sz w:val="24"/>
+          <w:szCs w:val="24"/>
+        </w:rPr>
+        <w:t>1  —</w:t>
+      </w:r>
+      <w:proofErr w:type="gramEnd"/>
+      <w:r>
+        <w:rPr>
+          <w:b/>
+          <w:bCs/>
+          <w:color w:val="E63946"/>
+          <w:sz w:val="24"/>
+          <w:szCs w:val="24"/>
+        </w:rPr>
+        <w:t xml:space="preserve">  OWASP findings register</w:t>
       </w:r>
     </w:p>
     <w:p>
@@ -8288,7 +8947,23 @@
           <w:sz w:val="24"/>
           <w:szCs w:val="24"/>
         </w:rPr>
-        <w:t>Build a complete findings register for the Bee Pies Flask repository. Use the universal code reading annotations as your starting point. Severity is your judgement — defend it.</w:t>
+        <w:t xml:space="preserve">Build a </w:t>
+      </w:r>
+      <w:proofErr w:type="gramStart"/>
+      <w:r>
+        <w:rPr>
+          <w:sz w:val="24"/>
+          <w:szCs w:val="24"/>
+        </w:rPr>
+        <w:t>complete findings</w:t>
+      </w:r>
+      <w:proofErr w:type="gramEnd"/>
+      <w:r>
+        <w:rPr>
+          <w:sz w:val="24"/>
+          <w:szCs w:val="24"/>
+        </w:rPr>
+        <w:t xml:space="preserve"> register for the Bee Pies Flask repository. Use the universal code reading annotations as your starting point. Severity is your judgement — defend it.</w:t>
       </w:r>
     </w:p>
     <w:p>
@@ -8308,7 +8983,29 @@
           <w:sz w:val="24"/>
           <w:szCs w:val="24"/>
         </w:rPr>
-        <w:t>Severity guide: Critical = immediate, exploitable, high-impact; High = exploitable with moderate effort; Medium = exploitable under specific conditions; Low = exploitable but limited impact or significant barriers. Bandit's rating is not your priority order.</w:t>
+        <w:t xml:space="preserve">Severity guide: Critical = immediate, exploitable, </w:t>
+      </w:r>
+      <w:proofErr w:type="gramStart"/>
+      <w:r>
+        <w:rPr>
+          <w:i/>
+          <w:iCs/>
+          <w:color w:val="457B9D"/>
+          <w:sz w:val="24"/>
+          <w:szCs w:val="24"/>
+        </w:rPr>
+        <w:t>high-impact</w:t>
+      </w:r>
+      <w:proofErr w:type="gramEnd"/>
+      <w:r>
+        <w:rPr>
+          <w:i/>
+          <w:iCs/>
+          <w:color w:val="457B9D"/>
+          <w:sz w:val="24"/>
+          <w:szCs w:val="24"/>
+        </w:rPr>
+        <w:t>; High = exploitable with moderate effort; Medium = exploitable under specific conditions; Low = exploitable but limited impact or significant barriers. Bandit's rating is not your priority order.</w:t>
       </w:r>
     </w:p>
     <w:p>
@@ -9365,7 +10062,29 @@
           <w:sz w:val="24"/>
           <w:szCs w:val="24"/>
         </w:rPr>
-        <w:t>CSL-2  —  Research task: Bandit rule set</w:t>
+        <w:t>CSL-</w:t>
+      </w:r>
+      <w:proofErr w:type="gramStart"/>
+      <w:r>
+        <w:rPr>
+          <w:b/>
+          <w:bCs/>
+          <w:color w:val="E63946"/>
+          <w:sz w:val="24"/>
+          <w:szCs w:val="24"/>
+        </w:rPr>
+        <w:t>2  —</w:t>
+      </w:r>
+      <w:proofErr w:type="gramEnd"/>
+      <w:r>
+        <w:rPr>
+          <w:b/>
+          <w:bCs/>
+          <w:color w:val="E63946"/>
+          <w:sz w:val="24"/>
+          <w:szCs w:val="24"/>
+        </w:rPr>
+        <w:t xml:space="preserve">  Research task: Bandit rule set</w:t>
       </w:r>
     </w:p>
     <w:p>
@@ -10037,7 +10756,29 @@
           <w:sz w:val="24"/>
           <w:szCs w:val="24"/>
         </w:rPr>
-        <w:t>CSL-3  —  Analytical question: credential age</w:t>
+        <w:t>CSL-</w:t>
+      </w:r>
+      <w:proofErr w:type="gramStart"/>
+      <w:r>
+        <w:rPr>
+          <w:b/>
+          <w:bCs/>
+          <w:color w:val="E63946"/>
+          <w:sz w:val="24"/>
+          <w:szCs w:val="24"/>
+        </w:rPr>
+        <w:t>3  —</w:t>
+      </w:r>
+      <w:proofErr w:type="gramEnd"/>
+      <w:r>
+        <w:rPr>
+          <w:b/>
+          <w:bCs/>
+          <w:color w:val="E63946"/>
+          <w:sz w:val="24"/>
+          <w:szCs w:val="24"/>
+        </w:rPr>
+        <w:t xml:space="preserve">  Analytical question: credential age</w:t>
       </w:r>
     </w:p>
     <w:p>
@@ -10257,7 +10998,29 @@
           <w:sz w:val="24"/>
           <w:szCs w:val="24"/>
         </w:rPr>
-        <w:t xml:space="preserve">CSL-4  —  Research task: </w:t>
+        <w:t>CSL-</w:t>
+      </w:r>
+      <w:proofErr w:type="gramStart"/>
+      <w:r>
+        <w:rPr>
+          <w:b/>
+          <w:bCs/>
+          <w:color w:val="E63946"/>
+          <w:sz w:val="24"/>
+          <w:szCs w:val="24"/>
+        </w:rPr>
+        <w:t>4  —</w:t>
+      </w:r>
+      <w:proofErr w:type="gramEnd"/>
+      <w:r>
+        <w:rPr>
+          <w:b/>
+          <w:bCs/>
+          <w:color w:val="E63946"/>
+          <w:sz w:val="24"/>
+          <w:szCs w:val="24"/>
+        </w:rPr>
+        <w:t xml:space="preserve">  Research task: </w:t>
       </w:r>
       <w:proofErr w:type="spellStart"/>
       <w:r>
@@ -10564,13 +11327,23 @@
                 <w:szCs w:val="24"/>
               </w:rPr>
             </w:pPr>
+            <w:proofErr w:type="gramStart"/>
             <w:r>
               <w:rPr>
                 <w:color w:val="F1FAEE"/>
                 <w:sz w:val="24"/>
                 <w:szCs w:val="24"/>
               </w:rPr>
-              <w:t>→  Your completed findings register — present the top three entries with severity justification</w:t>
+              <w:t>→  Your</w:t>
+            </w:r>
+            <w:proofErr w:type="gramEnd"/>
+            <w:r>
+              <w:rPr>
+                <w:color w:val="F1FAEE"/>
+                <w:sz w:val="24"/>
+                <w:szCs w:val="24"/>
+              </w:rPr>
+              <w:t xml:space="preserve"> completed findings register — present the top three entries with severity justification</w:t>
             </w:r>
           </w:p>
           <w:p>
@@ -10581,13 +11354,23 @@
                 <w:szCs w:val="24"/>
               </w:rPr>
             </w:pPr>
+            <w:proofErr w:type="gramStart"/>
             <w:r>
               <w:rPr>
                 <w:color w:val="F1FAEE"/>
                 <w:sz w:val="24"/>
                 <w:szCs w:val="24"/>
               </w:rPr>
-              <w:t>→  Your answer to CSL-3 — the group will test it against the Governance Lead's GDPR analysis</w:t>
+              <w:t>→  Your</w:t>
+            </w:r>
+            <w:proofErr w:type="gramEnd"/>
+            <w:r>
+              <w:rPr>
+                <w:color w:val="F1FAEE"/>
+                <w:sz w:val="24"/>
+                <w:szCs w:val="24"/>
+              </w:rPr>
+              <w:t xml:space="preserve"> answer to CSL-3 — the group will test it against the Governance Lead's GDPR analysis</w:t>
             </w:r>
           </w:p>
           <w:p>
@@ -10598,13 +11381,23 @@
                 <w:szCs w:val="24"/>
               </w:rPr>
             </w:pPr>
+            <w:proofErr w:type="gramStart"/>
             <w:r>
               <w:rPr>
                 <w:color w:val="F1FAEE"/>
                 <w:sz w:val="24"/>
                 <w:szCs w:val="24"/>
               </w:rPr>
-              <w:t>→  One question the group cannot answer without your findings register</w:t>
+              <w:t>→  One</w:t>
+            </w:r>
+            <w:proofErr w:type="gramEnd"/>
+            <w:r>
+              <w:rPr>
+                <w:color w:val="F1FAEE"/>
+                <w:sz w:val="24"/>
+                <w:szCs w:val="24"/>
+              </w:rPr>
+              <w:t xml:space="preserve"> question the group cannot answer without your findings register</w:t>
             </w:r>
           </w:p>
         </w:tc>
@@ -10820,7 +11613,29 @@
           <w:sz w:val="24"/>
           <w:szCs w:val="24"/>
         </w:rPr>
-        <w:t>SHL-1  —  Configuration surface mapping</w:t>
+        <w:t>SHL-</w:t>
+      </w:r>
+      <w:proofErr w:type="gramStart"/>
+      <w:r>
+        <w:rPr>
+          <w:b/>
+          <w:bCs/>
+          <w:color w:val="E63946"/>
+          <w:sz w:val="24"/>
+          <w:szCs w:val="24"/>
+        </w:rPr>
+        <w:t>1  —</w:t>
+      </w:r>
+      <w:proofErr w:type="gramEnd"/>
+      <w:r>
+        <w:rPr>
+          <w:b/>
+          <w:bCs/>
+          <w:color w:val="E63946"/>
+          <w:sz w:val="24"/>
+          <w:szCs w:val="24"/>
+        </w:rPr>
+        <w:t xml:space="preserve">  Configuration surface mapping</w:t>
       </w:r>
     </w:p>
     <w:p>
@@ -11014,14 +11829,30 @@
                 <w:sz w:val="24"/>
                 <w:szCs w:val="24"/>
               </w:rPr>
-              <w:t xml:space="preserve">They're hardcoded directly in config.py (the SECRET_KEY and DB_PASSWORD), and there was also a .env file with AWS keys that got added and then deleted. The init_db.py file also </w:t>
-            </w:r>
-            <w:r>
-              <w:rPr>
-                <w:sz w:val="24"/>
-                <w:szCs w:val="24"/>
-              </w:rPr>
-              <w:t xml:space="preserve"> seeds </w:t>
+              <w:t xml:space="preserve">They're hardcoded directly in config.py (the SECRET_KEY and DB_PASSWORD), and there was also a .env file with AWS keys that got added and then deleted. The init_db.py file </w:t>
+            </w:r>
+            <w:proofErr w:type="gramStart"/>
+            <w:r>
+              <w:rPr>
+                <w:sz w:val="24"/>
+                <w:szCs w:val="24"/>
+              </w:rPr>
+              <w:t xml:space="preserve">also </w:t>
+            </w:r>
+            <w:r>
+              <w:rPr>
+                <w:sz w:val="24"/>
+                <w:szCs w:val="24"/>
+              </w:rPr>
+              <w:t xml:space="preserve"> seeds</w:t>
+            </w:r>
+            <w:proofErr w:type="gramEnd"/>
+            <w:r>
+              <w:rPr>
+                <w:sz w:val="24"/>
+                <w:szCs w:val="24"/>
+              </w:rPr>
+              <w:t xml:space="preserve"> </w:t>
             </w:r>
             <w:r>
               <w:rPr>
@@ -11191,12 +12022,21 @@
                 <w:szCs w:val="24"/>
               </w:rPr>
             </w:pPr>
-            <w:r>
-              <w:rPr>
-                <w:sz w:val="24"/>
-                <w:szCs w:val="24"/>
-              </w:rPr>
-              <w:t>No  the violation of Twelve-Factor App Factor III.</w:t>
+            <w:proofErr w:type="gramStart"/>
+            <w:r>
+              <w:rPr>
+                <w:sz w:val="24"/>
+                <w:szCs w:val="24"/>
+              </w:rPr>
+              <w:t>No  the</w:t>
+            </w:r>
+            <w:proofErr w:type="gramEnd"/>
+            <w:r>
+              <w:rPr>
+                <w:sz w:val="24"/>
+                <w:szCs w:val="24"/>
+              </w:rPr>
+              <w:t xml:space="preserve"> violation of Twelve-Factor App Factor III.</w:t>
             </w:r>
           </w:p>
           <w:p>
@@ -11214,6 +12054,7 @@
               <w:t xml:space="preserve">the app never uses </w:t>
             </w:r>
             <w:proofErr w:type="spellStart"/>
+            <w:proofErr w:type="gramStart"/>
             <w:r>
               <w:rPr>
                 <w:sz w:val="24"/>
@@ -11222,6 +12063,7 @@
               <w:t>os.getenv</w:t>
             </w:r>
             <w:proofErr w:type="spellEnd"/>
+            <w:proofErr w:type="gramEnd"/>
             <w:r>
               <w:rPr>
                 <w:sz w:val="24"/>
@@ -11390,12 +12232,21 @@
                 <w:szCs w:val="24"/>
               </w:rPr>
             </w:pPr>
-            <w:r>
-              <w:rPr>
-                <w:sz w:val="24"/>
-                <w:szCs w:val="24"/>
-              </w:rPr>
-              <w:t>Yes the</w:t>
+            <w:proofErr w:type="gramStart"/>
+            <w:r>
+              <w:rPr>
+                <w:sz w:val="24"/>
+                <w:szCs w:val="24"/>
+              </w:rPr>
+              <w:t>Yes</w:t>
+            </w:r>
+            <w:proofErr w:type="gramEnd"/>
+            <w:r>
+              <w:rPr>
+                <w:sz w:val="24"/>
+                <w:szCs w:val="24"/>
+              </w:rPr>
+              <w:t xml:space="preserve"> the</w:t>
             </w:r>
             <w:r>
               <w:rPr>
@@ -11447,7 +12298,29 @@
           <w:sz w:val="24"/>
           <w:szCs w:val="24"/>
         </w:rPr>
-        <w:t>SHL-2  —  Research task: Twelve-Factor App methodology</w:t>
+        <w:t>SHL-</w:t>
+      </w:r>
+      <w:proofErr w:type="gramStart"/>
+      <w:r>
+        <w:rPr>
+          <w:b/>
+          <w:bCs/>
+          <w:color w:val="E63946"/>
+          <w:sz w:val="24"/>
+          <w:szCs w:val="24"/>
+        </w:rPr>
+        <w:t>2  —</w:t>
+      </w:r>
+      <w:proofErr w:type="gramEnd"/>
+      <w:r>
+        <w:rPr>
+          <w:b/>
+          <w:bCs/>
+          <w:color w:val="E63946"/>
+          <w:sz w:val="24"/>
+          <w:szCs w:val="24"/>
+        </w:rPr>
+        <w:t xml:space="preserve">  Research task: Twelve-Factor App methodology</w:t>
       </w:r>
     </w:p>
     <w:p>
@@ -11559,28 +12432,60 @@
                 <w:szCs w:val="24"/>
               </w:rPr>
               <w:noBreakHyphen/>
-              <w:t xml:space="preserve">Factor App says that any configuration that changes between environments like database passwords, API keys, or secret keys should never be written directly in the code. Instead, you should store them in environment variables. This way, secrets don't end up in your Git history, and </w:t>
-            </w:r>
-            <w:r>
-              <w:rPr>
-                <w:sz w:val="24"/>
-                <w:szCs w:val="24"/>
-              </w:rPr>
-              <w:t xml:space="preserve"> also  </w:t>
-            </w:r>
-            <w:r>
-              <w:rPr>
-                <w:sz w:val="24"/>
-                <w:szCs w:val="24"/>
-              </w:rPr>
-              <w:t xml:space="preserve">you can use different settings for development, testing, and production without </w:t>
-            </w:r>
-            <w:r>
-              <w:rPr>
-                <w:sz w:val="24"/>
-                <w:szCs w:val="24"/>
-              </w:rPr>
-              <w:t xml:space="preserve"> actually </w:t>
+              <w:t xml:space="preserve">Factor App says that any configuration that changes between environments like database passwords, API keys, or secret keys should never be written directly in the code. Instead, you should store them in environment variables. This way, secrets don't end up in your Git history, </w:t>
+            </w:r>
+            <w:proofErr w:type="gramStart"/>
+            <w:r>
+              <w:rPr>
+                <w:sz w:val="24"/>
+                <w:szCs w:val="24"/>
+              </w:rPr>
+              <w:t xml:space="preserve">and </w:t>
+            </w:r>
+            <w:r>
+              <w:rPr>
+                <w:sz w:val="24"/>
+                <w:szCs w:val="24"/>
+              </w:rPr>
+              <w:t xml:space="preserve"> also</w:t>
+            </w:r>
+            <w:proofErr w:type="gramEnd"/>
+            <w:r>
+              <w:rPr>
+                <w:sz w:val="24"/>
+                <w:szCs w:val="24"/>
+              </w:rPr>
+              <w:t xml:space="preserve">  </w:t>
+            </w:r>
+            <w:r>
+              <w:rPr>
+                <w:sz w:val="24"/>
+                <w:szCs w:val="24"/>
+              </w:rPr>
+              <w:t xml:space="preserve">you can use different settings for development, testing, and production </w:t>
+            </w:r>
+            <w:proofErr w:type="gramStart"/>
+            <w:r>
+              <w:rPr>
+                <w:sz w:val="24"/>
+                <w:szCs w:val="24"/>
+              </w:rPr>
+              <w:t xml:space="preserve">without </w:t>
+            </w:r>
+            <w:r>
+              <w:rPr>
+                <w:sz w:val="24"/>
+                <w:szCs w:val="24"/>
+              </w:rPr>
+              <w:t xml:space="preserve"> actually</w:t>
+            </w:r>
+            <w:proofErr w:type="gramEnd"/>
+            <w:r>
+              <w:rPr>
+                <w:sz w:val="24"/>
+                <w:szCs w:val="24"/>
+              </w:rPr>
+              <w:t xml:space="preserve"> </w:t>
             </w:r>
             <w:r>
               <w:rPr>
@@ -11872,21 +12777,45 @@
                 <w:sz w:val="24"/>
                 <w:szCs w:val="24"/>
               </w:rPr>
-              <w:t xml:space="preserve"> is hardcoded in config.py that's a </w:t>
-            </w:r>
-            <w:r>
-              <w:rPr>
-                <w:sz w:val="24"/>
-                <w:szCs w:val="24"/>
-              </w:rPr>
-              <w:t xml:space="preserve"> violation as th</w:t>
-            </w:r>
-            <w:r>
-              <w:rPr>
-                <w:sz w:val="24"/>
-                <w:szCs w:val="24"/>
-              </w:rPr>
-              <w:t xml:space="preserve">at is supposed to be a </w:t>
+              <w:t xml:space="preserve"> is hardcoded in config.py that's </w:t>
+            </w:r>
+            <w:proofErr w:type="gramStart"/>
+            <w:r>
+              <w:rPr>
+                <w:sz w:val="24"/>
+                <w:szCs w:val="24"/>
+              </w:rPr>
+              <w:t xml:space="preserve">a </w:t>
+            </w:r>
+            <w:r>
+              <w:rPr>
+                <w:sz w:val="24"/>
+                <w:szCs w:val="24"/>
+              </w:rPr>
+              <w:t xml:space="preserve"> violation</w:t>
+            </w:r>
+            <w:proofErr w:type="gramEnd"/>
+            <w:r>
+              <w:rPr>
+                <w:sz w:val="24"/>
+                <w:szCs w:val="24"/>
+              </w:rPr>
+              <w:t xml:space="preserve"> as th</w:t>
+            </w:r>
+            <w:r>
+              <w:rPr>
+                <w:sz w:val="24"/>
+                <w:szCs w:val="24"/>
+              </w:rPr>
+              <w:t xml:space="preserve">at is supposed to be </w:t>
+            </w:r>
+            <w:proofErr w:type="gramStart"/>
+            <w:r>
+              <w:rPr>
+                <w:sz w:val="24"/>
+                <w:szCs w:val="24"/>
+              </w:rPr>
+              <w:t xml:space="preserve">a </w:t>
             </w:r>
             <w:r>
               <w:rPr>
@@ -11900,7 +12829,15 @@
                 <w:sz w:val="24"/>
                 <w:szCs w:val="24"/>
               </w:rPr>
-              <w:t xml:space="preserve">secret </w:t>
+              <w:t>secret</w:t>
+            </w:r>
+            <w:proofErr w:type="gramEnd"/>
+            <w:r>
+              <w:rPr>
+                <w:sz w:val="24"/>
+                <w:szCs w:val="24"/>
+              </w:rPr>
+              <w:t xml:space="preserve"> </w:t>
             </w:r>
             <w:r>
               <w:rPr>
@@ -12034,14 +12971,30 @@
                 <w:sz w:val="24"/>
                 <w:szCs w:val="24"/>
               </w:rPr>
-              <w:t xml:space="preserve">And so .env file containing AWS keys was committed to Git then deleted, but it's still </w:t>
-            </w:r>
-            <w:r>
-              <w:rPr>
-                <w:sz w:val="24"/>
-                <w:szCs w:val="24"/>
-              </w:rPr>
-              <w:t xml:space="preserve">remains </w:t>
+              <w:t xml:space="preserve">And so .env file containing AWS keys was committed to Git then deleted, but it's </w:t>
+            </w:r>
+            <w:proofErr w:type="gramStart"/>
+            <w:r>
+              <w:rPr>
+                <w:sz w:val="24"/>
+                <w:szCs w:val="24"/>
+              </w:rPr>
+              <w:t xml:space="preserve">still </w:t>
+            </w:r>
+            <w:r>
+              <w:rPr>
+                <w:sz w:val="24"/>
+                <w:szCs w:val="24"/>
+              </w:rPr>
+              <w:t>remains</w:t>
+            </w:r>
+            <w:proofErr w:type="gramEnd"/>
+            <w:r>
+              <w:rPr>
+                <w:sz w:val="24"/>
+                <w:szCs w:val="24"/>
+              </w:rPr>
+              <w:t xml:space="preserve"> </w:t>
             </w:r>
             <w:r>
               <w:rPr>
@@ -12076,7 +13029,15 @@
                 <w:sz w:val="24"/>
                 <w:szCs w:val="24"/>
               </w:rPr>
-              <w:t xml:space="preserve"> which is bad as </w:t>
+              <w:t xml:space="preserve"> which is bad </w:t>
+            </w:r>
+            <w:proofErr w:type="gramStart"/>
+            <w:r>
+              <w:rPr>
+                <w:sz w:val="24"/>
+                <w:szCs w:val="24"/>
+              </w:rPr>
+              <w:t xml:space="preserve">as </w:t>
             </w:r>
             <w:r>
               <w:rPr>
@@ -12090,14 +13051,38 @@
                 <w:sz w:val="24"/>
                 <w:szCs w:val="24"/>
               </w:rPr>
-              <w:t xml:space="preserve">although the </w:t>
-            </w:r>
-            <w:r>
-              <w:rPr>
-                <w:sz w:val="24"/>
-                <w:szCs w:val="24"/>
-              </w:rPr>
-              <w:t xml:space="preserve"> app never even reads that file, so the keys are pointless but exposed.</w:t>
+              <w:t>although</w:t>
+            </w:r>
+            <w:proofErr w:type="gramEnd"/>
+            <w:r>
+              <w:rPr>
+                <w:sz w:val="24"/>
+                <w:szCs w:val="24"/>
+              </w:rPr>
+              <w:t xml:space="preserve"> </w:t>
+            </w:r>
+            <w:proofErr w:type="gramStart"/>
+            <w:r>
+              <w:rPr>
+                <w:sz w:val="24"/>
+                <w:szCs w:val="24"/>
+              </w:rPr>
+              <w:t xml:space="preserve">the </w:t>
+            </w:r>
+            <w:r>
+              <w:rPr>
+                <w:sz w:val="24"/>
+                <w:szCs w:val="24"/>
+              </w:rPr>
+              <w:t xml:space="preserve"> app</w:t>
+            </w:r>
+            <w:proofErr w:type="gramEnd"/>
+            <w:r>
+              <w:rPr>
+                <w:sz w:val="24"/>
+                <w:szCs w:val="24"/>
+              </w:rPr>
+              <w:t xml:space="preserve"> never even reads that file, so the keys are pointless but exposed.</w:t>
             </w:r>
             <w:r>
               <w:rPr>
@@ -12107,6 +13092,7 @@
               <w:t xml:space="preserve"> And Nowhere in the code does it use </w:t>
             </w:r>
             <w:proofErr w:type="spellStart"/>
+            <w:proofErr w:type="gramStart"/>
             <w:r>
               <w:rPr>
                 <w:sz w:val="24"/>
@@ -12115,6 +13101,7 @@
               <w:t>os.getenv</w:t>
             </w:r>
             <w:proofErr w:type="spellEnd"/>
+            <w:proofErr w:type="gramEnd"/>
             <w:r>
               <w:rPr>
                 <w:sz w:val="24"/>
@@ -12209,7 +13196,23 @@
                 <w:sz w:val="24"/>
                 <w:szCs w:val="24"/>
               </w:rPr>
-              <w:t xml:space="preserve"> it would mean that you would need to  remove all the hardcoded secrets from config.py and replace them with environment variables like this:</w:t>
+              <w:t xml:space="preserve"> it would mean that you would need </w:t>
+            </w:r>
+            <w:proofErr w:type="gramStart"/>
+            <w:r>
+              <w:rPr>
+                <w:sz w:val="24"/>
+                <w:szCs w:val="24"/>
+              </w:rPr>
+              <w:t>to  remove</w:t>
+            </w:r>
+            <w:proofErr w:type="gramEnd"/>
+            <w:r>
+              <w:rPr>
+                <w:sz w:val="24"/>
+                <w:szCs w:val="24"/>
+              </w:rPr>
+              <w:t xml:space="preserve"> all the hardcoded secrets from config.py and replace them with environment variables like this:</w:t>
             </w:r>
           </w:p>
         </w:tc>
@@ -12242,12 +13245,21 @@
                 <w:szCs w:val="24"/>
               </w:rPr>
             </w:pPr>
-            <w:r>
-              <w:rPr>
-                <w:sz w:val="24"/>
-                <w:szCs w:val="24"/>
-              </w:rPr>
-              <w:t xml:space="preserve">So like import </w:t>
+            <w:proofErr w:type="gramStart"/>
+            <w:r>
+              <w:rPr>
+                <w:sz w:val="24"/>
+                <w:szCs w:val="24"/>
+              </w:rPr>
+              <w:t>So</w:t>
+            </w:r>
+            <w:proofErr w:type="gramEnd"/>
+            <w:r>
+              <w:rPr>
+                <w:sz w:val="24"/>
+                <w:szCs w:val="24"/>
+              </w:rPr>
+              <w:t xml:space="preserve"> like import </w:t>
             </w:r>
             <w:proofErr w:type="spellStart"/>
             <w:r>
@@ -12274,6 +13286,7 @@
               <w:t xml:space="preserve">SECRET_KEY = </w:t>
             </w:r>
             <w:proofErr w:type="spellStart"/>
+            <w:proofErr w:type="gramStart"/>
             <w:r>
               <w:rPr>
                 <w:sz w:val="24"/>
@@ -12282,6 +13295,7 @@
               <w:t>os.getenv</w:t>
             </w:r>
             <w:proofErr w:type="spellEnd"/>
+            <w:proofErr w:type="gramEnd"/>
             <w:r>
               <w:rPr>
                 <w:sz w:val="24"/>
@@ -12305,6 +13319,7 @@
               <w:t xml:space="preserve">DB_PASSWORD = </w:t>
             </w:r>
             <w:proofErr w:type="spellStart"/>
+            <w:proofErr w:type="gramStart"/>
             <w:r>
               <w:rPr>
                 <w:sz w:val="24"/>
@@ -12313,6 +13328,7 @@
               <w:t>os.getenv</w:t>
             </w:r>
             <w:proofErr w:type="spellEnd"/>
+            <w:proofErr w:type="gramEnd"/>
             <w:r>
               <w:rPr>
                 <w:sz w:val="24"/>
@@ -12386,7 +13402,15 @@
                 <w:sz w:val="24"/>
                 <w:szCs w:val="24"/>
               </w:rPr>
-              <w:t xml:space="preserve"> be committed you add it to .</w:t>
+              <w:t xml:space="preserve"> be committed you add it </w:t>
+            </w:r>
+            <w:proofErr w:type="gramStart"/>
+            <w:r>
+              <w:rPr>
+                <w:sz w:val="24"/>
+                <w:szCs w:val="24"/>
+              </w:rPr>
+              <w:t>to .</w:t>
             </w:r>
             <w:proofErr w:type="spellStart"/>
             <w:r>
@@ -12397,6 +13421,7 @@
               <w:t>gitignore</w:t>
             </w:r>
             <w:proofErr w:type="spellEnd"/>
+            <w:proofErr w:type="gramEnd"/>
             <w:r>
               <w:rPr>
                 <w:sz w:val="24"/>
@@ -12409,28 +13434,69 @@
                 <w:sz w:val="24"/>
                 <w:szCs w:val="24"/>
               </w:rPr>
-              <w:t xml:space="preserve"> only and u </w:t>
-            </w:r>
-            <w:r>
-              <w:rPr>
-                <w:sz w:val="24"/>
-                <w:szCs w:val="24"/>
-              </w:rPr>
-              <w:t xml:space="preserve"> can keep a .env</w:t>
-            </w:r>
-            <w:r>
-              <w:rPr>
-                <w:sz w:val="24"/>
-                <w:szCs w:val="24"/>
-              </w:rPr>
-              <w:t xml:space="preserve"> example file </w:t>
-            </w:r>
-            <w:r>
-              <w:rPr>
-                <w:sz w:val="24"/>
-                <w:szCs w:val="24"/>
-              </w:rPr>
-              <w:t> that lists the variable names but no real values.</w:t>
+              <w:t xml:space="preserve"> only and </w:t>
+            </w:r>
+            <w:proofErr w:type="gramStart"/>
+            <w:r>
+              <w:rPr>
+                <w:sz w:val="24"/>
+                <w:szCs w:val="24"/>
+              </w:rPr>
+              <w:t xml:space="preserve">u </w:t>
+            </w:r>
+            <w:r>
+              <w:rPr>
+                <w:sz w:val="24"/>
+                <w:szCs w:val="24"/>
+              </w:rPr>
+              <w:t xml:space="preserve"> can</w:t>
+            </w:r>
+            <w:proofErr w:type="gramEnd"/>
+            <w:r>
+              <w:rPr>
+                <w:sz w:val="24"/>
+                <w:szCs w:val="24"/>
+              </w:rPr>
+              <w:t xml:space="preserve"> keep </w:t>
+            </w:r>
+            <w:proofErr w:type="gramStart"/>
+            <w:r>
+              <w:rPr>
+                <w:sz w:val="24"/>
+                <w:szCs w:val="24"/>
+              </w:rPr>
+              <w:t>a .env</w:t>
+            </w:r>
+            <w:proofErr w:type="gramEnd"/>
+            <w:r>
+              <w:rPr>
+                <w:sz w:val="24"/>
+                <w:szCs w:val="24"/>
+              </w:rPr>
+              <w:t xml:space="preserve"> example </w:t>
+            </w:r>
+            <w:proofErr w:type="gramStart"/>
+            <w:r>
+              <w:rPr>
+                <w:sz w:val="24"/>
+                <w:szCs w:val="24"/>
+              </w:rPr>
+              <w:t xml:space="preserve">file </w:t>
+            </w:r>
+            <w:r>
+              <w:rPr>
+                <w:sz w:val="24"/>
+                <w:szCs w:val="24"/>
+              </w:rPr>
+              <w:t> that</w:t>
+            </w:r>
+            <w:proofErr w:type="gramEnd"/>
+            <w:r>
+              <w:rPr>
+                <w:sz w:val="24"/>
+                <w:szCs w:val="24"/>
+              </w:rPr>
+              <w:t xml:space="preserve"> lists the variable names but no real values.</w:t>
             </w:r>
             <w:r>
               <w:rPr>
@@ -12490,7 +13556,29 @@
           <w:sz w:val="24"/>
           <w:szCs w:val="24"/>
         </w:rPr>
-        <w:t>SHL-3  —  Blast radius analysis</w:t>
+        <w:t>SHL-</w:t>
+      </w:r>
+      <w:proofErr w:type="gramStart"/>
+      <w:r>
+        <w:rPr>
+          <w:b/>
+          <w:bCs/>
+          <w:color w:val="E63946"/>
+          <w:sz w:val="24"/>
+          <w:szCs w:val="24"/>
+        </w:rPr>
+        <w:t>3  —</w:t>
+      </w:r>
+      <w:proofErr w:type="gramEnd"/>
+      <w:r>
+        <w:rPr>
+          <w:b/>
+          <w:bCs/>
+          <w:color w:val="E63946"/>
+          <w:sz w:val="24"/>
+          <w:szCs w:val="24"/>
+        </w:rPr>
+        <w:t xml:space="preserve">  Blast radius analysis</w:t>
       </w:r>
     </w:p>
     <w:p>
@@ -12851,7 +13939,23 @@
                 <w:sz w:val="24"/>
                 <w:szCs w:val="24"/>
               </w:rPr>
-              <w:t>SQLite doesn't use a password so this credential might be useless for the database. But if the attacker gets shell access, they can just read the file directly. The bigger risk is if this same password is reused for SSH or sudo.</w:t>
+              <w:t>SQLite doesn't use a password so this credential might be useless for the database. But if the attacker gets shell access, they can just read the file directly. The bigger risk is if this same password is reused for SSH or </w:t>
+            </w:r>
+            <w:proofErr w:type="spellStart"/>
+            <w:r>
+              <w:rPr>
+                <w:sz w:val="24"/>
+                <w:szCs w:val="24"/>
+              </w:rPr>
+              <w:t>sudo</w:t>
+            </w:r>
+            <w:proofErr w:type="spellEnd"/>
+            <w:r>
+              <w:rPr>
+                <w:sz w:val="24"/>
+                <w:szCs w:val="24"/>
+              </w:rPr>
+              <w:t>.</w:t>
             </w:r>
           </w:p>
         </w:tc>
@@ -13095,7 +14199,23 @@
                 <w:sz w:val="24"/>
                 <w:szCs w:val="24"/>
               </w:rPr>
-              <w:t>Not directly  but they can read session data.</w:t>
+              <w:t xml:space="preserve">Not </w:t>
+            </w:r>
+            <w:proofErr w:type="gramStart"/>
+            <w:r>
+              <w:rPr>
+                <w:sz w:val="24"/>
+                <w:szCs w:val="24"/>
+              </w:rPr>
+              <w:t>directly  but</w:t>
+            </w:r>
+            <w:proofErr w:type="gramEnd"/>
+            <w:r>
+              <w:rPr>
+                <w:sz w:val="24"/>
+                <w:szCs w:val="24"/>
+              </w:rPr>
+              <w:t xml:space="preserve"> they can read session data.</w:t>
             </w:r>
           </w:p>
         </w:tc>
@@ -13484,7 +14604,23 @@
                 <w:szCs w:val="24"/>
               </w:rPr>
               <w:lastRenderedPageBreak/>
-              <w:t>All backups stored in S3  possibly database dumps, config files, or source code backups.</w:t>
+              <w:t>All backups stored in S</w:t>
+            </w:r>
+            <w:proofErr w:type="gramStart"/>
+            <w:r>
+              <w:rPr>
+                <w:sz w:val="24"/>
+                <w:szCs w:val="24"/>
+              </w:rPr>
+              <w:t>3  possibly</w:t>
+            </w:r>
+            <w:proofErr w:type="gramEnd"/>
+            <w:r>
+              <w:rPr>
+                <w:sz w:val="24"/>
+                <w:szCs w:val="24"/>
+              </w:rPr>
+              <w:t xml:space="preserve"> database dumps, config files, or source code backups.</w:t>
             </w:r>
           </w:p>
         </w:tc>
@@ -13659,7 +14795,16 @@
                 <w:sz w:val="24"/>
                 <w:szCs w:val="24"/>
               </w:rPr>
-              <w:t>What the attacker successfully did impersonating (as  </w:t>
+              <w:t>What the attacker successfully did impersonating (</w:t>
+            </w:r>
+            <w:proofErr w:type="gramStart"/>
+            <w:r>
+              <w:rPr>
+                <w:color w:val="000000" w:themeColor="text1"/>
+                <w:sz w:val="24"/>
+                <w:szCs w:val="24"/>
+              </w:rPr>
+              <w:t>as  </w:t>
             </w:r>
             <w:proofErr w:type="spellStart"/>
             <w:r>
@@ -13668,7 +14813,16 @@
                 <w:sz w:val="24"/>
                 <w:szCs w:val="24"/>
               </w:rPr>
-              <w:t>darren_webdev</w:t>
+              <w:t>darren</w:t>
+            </w:r>
+            <w:proofErr w:type="gramEnd"/>
+            <w:r>
+              <w:rPr>
+                <w:color w:val="000000" w:themeColor="text1"/>
+                <w:sz w:val="24"/>
+                <w:szCs w:val="24"/>
+              </w:rPr>
+              <w:t>_webdev</w:t>
             </w:r>
             <w:proofErr w:type="spellEnd"/>
             <w:r>
@@ -13709,7 +14863,25 @@
                 <w:sz w:val="24"/>
                 <w:szCs w:val="24"/>
               </w:rPr>
-              <w:t> –  As the cat config.py gave them:</w:t>
+              <w:t> </w:t>
+            </w:r>
+            <w:proofErr w:type="gramStart"/>
+            <w:r>
+              <w:rPr>
+                <w:color w:val="000000" w:themeColor="text1"/>
+                <w:sz w:val="24"/>
+                <w:szCs w:val="24"/>
+              </w:rPr>
+              <w:t>–  As</w:t>
+            </w:r>
+            <w:proofErr w:type="gramEnd"/>
+            <w:r>
+              <w:rPr>
+                <w:color w:val="000000" w:themeColor="text1"/>
+                <w:sz w:val="24"/>
+                <w:szCs w:val="24"/>
+              </w:rPr>
+              <w:t xml:space="preserve"> the cat config.py gave them:</w:t>
             </w:r>
           </w:p>
           <w:p>
@@ -14000,7 +15172,43 @@
                 <w:sz w:val="24"/>
                 <w:szCs w:val="24"/>
               </w:rPr>
-              <w:t> – ls /opt/bpbpies listed all files: app.py, config.py, database/, venv, etc.</w:t>
+              <w:t> – ls /opt/</w:t>
+            </w:r>
+            <w:proofErr w:type="spellStart"/>
+            <w:r>
+              <w:rPr>
+                <w:color w:val="000000" w:themeColor="text1"/>
+                <w:sz w:val="24"/>
+                <w:szCs w:val="24"/>
+              </w:rPr>
+              <w:t>bpbpies</w:t>
+            </w:r>
+            <w:proofErr w:type="spellEnd"/>
+            <w:r>
+              <w:rPr>
+                <w:color w:val="000000" w:themeColor="text1"/>
+                <w:sz w:val="24"/>
+                <w:szCs w:val="24"/>
+              </w:rPr>
+              <w:t> listed all files: app.py, config.py, database/, </w:t>
+            </w:r>
+            <w:proofErr w:type="spellStart"/>
+            <w:r>
+              <w:rPr>
+                <w:color w:val="000000" w:themeColor="text1"/>
+                <w:sz w:val="24"/>
+                <w:szCs w:val="24"/>
+              </w:rPr>
+              <w:t>venv</w:t>
+            </w:r>
+            <w:proofErr w:type="spellEnd"/>
+            <w:r>
+              <w:rPr>
+                <w:color w:val="000000" w:themeColor="text1"/>
+                <w:sz w:val="24"/>
+                <w:szCs w:val="24"/>
+              </w:rPr>
+              <w:t>, etc.</w:t>
             </w:r>
           </w:p>
           <w:p>
@@ -14136,15 +15344,37 @@
                 <w:sz w:val="24"/>
                 <w:szCs w:val="24"/>
               </w:rPr>
-              <w:t>Any sudo command</w:t>
-            </w:r>
-            <w:r>
-              <w:rPr>
+              <w:t>Any </w:t>
+            </w:r>
+            <w:proofErr w:type="spellStart"/>
+            <w:r>
+              <w:rPr>
+                <w:b/>
+                <w:bCs/>
                 <w:color w:val="000000" w:themeColor="text1"/>
                 <w:sz w:val="24"/>
                 <w:szCs w:val="24"/>
               </w:rPr>
-              <w:t xml:space="preserve"> – sudo systemctl status </w:t>
+              <w:t>sudo</w:t>
+            </w:r>
+            <w:proofErr w:type="spellEnd"/>
+            <w:r>
+              <w:rPr>
+                <w:b/>
+                <w:bCs/>
+                <w:color w:val="000000" w:themeColor="text1"/>
+                <w:sz w:val="24"/>
+                <w:szCs w:val="24"/>
+              </w:rPr>
+              <w:t> command</w:t>
+            </w:r>
+            <w:r>
+              <w:rPr>
+                <w:color w:val="000000" w:themeColor="text1"/>
+                <w:sz w:val="24"/>
+                <w:szCs w:val="24"/>
+              </w:rPr>
+              <w:t> – </w:t>
             </w:r>
             <w:proofErr w:type="spellStart"/>
             <w:r>
@@ -14153,6 +15383,42 @@
                 <w:sz w:val="24"/>
                 <w:szCs w:val="24"/>
               </w:rPr>
+              <w:t>sudo</w:t>
+            </w:r>
+            <w:proofErr w:type="spellEnd"/>
+            <w:r>
+              <w:rPr>
+                <w:color w:val="000000" w:themeColor="text1"/>
+                <w:sz w:val="24"/>
+                <w:szCs w:val="24"/>
+              </w:rPr>
+              <w:t xml:space="preserve"> </w:t>
+            </w:r>
+            <w:proofErr w:type="spellStart"/>
+            <w:r>
+              <w:rPr>
+                <w:color w:val="000000" w:themeColor="text1"/>
+                <w:sz w:val="24"/>
+                <w:szCs w:val="24"/>
+              </w:rPr>
+              <w:t>systemctl</w:t>
+            </w:r>
+            <w:proofErr w:type="spellEnd"/>
+            <w:r>
+              <w:rPr>
+                <w:color w:val="000000" w:themeColor="text1"/>
+                <w:sz w:val="24"/>
+                <w:szCs w:val="24"/>
+              </w:rPr>
+              <w:t xml:space="preserve"> status </w:t>
+            </w:r>
+            <w:proofErr w:type="spellStart"/>
+            <w:r>
+              <w:rPr>
+                <w:color w:val="000000" w:themeColor="text1"/>
+                <w:sz w:val="24"/>
+                <w:szCs w:val="24"/>
+              </w:rPr>
               <w:t>gitea</w:t>
             </w:r>
             <w:proofErr w:type="spellEnd"/>
@@ -14162,7 +15428,7 @@
                 <w:sz w:val="24"/>
                 <w:szCs w:val="24"/>
               </w:rPr>
-              <w:t>, sudo tail -20 /var/log/nginx/access.log, sudo docker compose ... all failed because </w:t>
+              <w:t>, </w:t>
             </w:r>
             <w:proofErr w:type="spellStart"/>
             <w:r>
@@ -14171,6 +15437,42 @@
                 <w:sz w:val="24"/>
                 <w:szCs w:val="24"/>
               </w:rPr>
+              <w:t>sudo</w:t>
+            </w:r>
+            <w:proofErr w:type="spellEnd"/>
+            <w:r>
+              <w:rPr>
+                <w:color w:val="000000" w:themeColor="text1"/>
+                <w:sz w:val="24"/>
+                <w:szCs w:val="24"/>
+              </w:rPr>
+              <w:t xml:space="preserve"> tail -20 /var/log/nginx/access.log, </w:t>
+            </w:r>
+            <w:proofErr w:type="spellStart"/>
+            <w:r>
+              <w:rPr>
+                <w:color w:val="000000" w:themeColor="text1"/>
+                <w:sz w:val="24"/>
+                <w:szCs w:val="24"/>
+              </w:rPr>
+              <w:t>sudo</w:t>
+            </w:r>
+            <w:proofErr w:type="spellEnd"/>
+            <w:r>
+              <w:rPr>
+                <w:color w:val="000000" w:themeColor="text1"/>
+                <w:sz w:val="24"/>
+                <w:szCs w:val="24"/>
+              </w:rPr>
+              <w:t xml:space="preserve"> docker compose ... all failed because </w:t>
+            </w:r>
+            <w:proofErr w:type="spellStart"/>
+            <w:r>
+              <w:rPr>
+                <w:color w:val="000000" w:themeColor="text1"/>
+                <w:sz w:val="24"/>
+                <w:szCs w:val="24"/>
+              </w:rPr>
               <w:t>darren_webdev</w:t>
             </w:r>
             <w:proofErr w:type="spellEnd"/>
@@ -14180,7 +15482,43 @@
                 <w:sz w:val="24"/>
                 <w:szCs w:val="24"/>
               </w:rPr>
-              <w:t> is not in the sudoers file. This is Good least privilege.</w:t>
+              <w:t xml:space="preserve"> is not in the </w:t>
+            </w:r>
+            <w:proofErr w:type="spellStart"/>
+            <w:r>
+              <w:rPr>
+                <w:color w:val="000000" w:themeColor="text1"/>
+                <w:sz w:val="24"/>
+                <w:szCs w:val="24"/>
+              </w:rPr>
+              <w:t>sudoers</w:t>
+            </w:r>
+            <w:proofErr w:type="spellEnd"/>
+            <w:r>
+              <w:rPr>
+                <w:color w:val="000000" w:themeColor="text1"/>
+                <w:sz w:val="24"/>
+                <w:szCs w:val="24"/>
+              </w:rPr>
+              <w:t xml:space="preserve"> file. This is </w:t>
+            </w:r>
+            <w:proofErr w:type="gramStart"/>
+            <w:r>
+              <w:rPr>
+                <w:color w:val="000000" w:themeColor="text1"/>
+                <w:sz w:val="24"/>
+                <w:szCs w:val="24"/>
+              </w:rPr>
+              <w:t>Good</w:t>
+            </w:r>
+            <w:proofErr w:type="gramEnd"/>
+            <w:r>
+              <w:rPr>
+                <w:color w:val="000000" w:themeColor="text1"/>
+                <w:sz w:val="24"/>
+                <w:szCs w:val="24"/>
+              </w:rPr>
+              <w:t xml:space="preserve"> least privilege.</w:t>
             </w:r>
           </w:p>
           <w:p>
@@ -14229,7 +15567,25 @@
                 <w:sz w:val="24"/>
                 <w:szCs w:val="24"/>
               </w:rPr>
-              <w:t>: No module named 'flask' because they did not activate the virtual environment (venv). Shows limited technical knowledge.</w:t>
+              <w:t>: No module named 'flask' because they did not activate the virtual environment (</w:t>
+            </w:r>
+            <w:proofErr w:type="spellStart"/>
+            <w:r>
+              <w:rPr>
+                <w:color w:val="000000" w:themeColor="text1"/>
+                <w:sz w:val="24"/>
+                <w:szCs w:val="24"/>
+              </w:rPr>
+              <w:t>venv</w:t>
+            </w:r>
+            <w:proofErr w:type="spellEnd"/>
+            <w:r>
+              <w:rPr>
+                <w:color w:val="000000" w:themeColor="text1"/>
+                <w:sz w:val="24"/>
+                <w:szCs w:val="24"/>
+              </w:rPr>
+              <w:t>). Shows limited technical knowledge.</w:t>
             </w:r>
           </w:p>
           <w:p>
@@ -14464,15 +15820,33 @@
                 <w:sz w:val="24"/>
                 <w:szCs w:val="24"/>
               </w:rPr>
-              <w:t xml:space="preserve"> or some personal to her </w:t>
-            </w:r>
+              <w:t xml:space="preserve"> or some personal to </w:t>
+            </w:r>
+            <w:proofErr w:type="gramStart"/>
             <w:r>
               <w:rPr>
                 <w:color w:val="000000" w:themeColor="text1"/>
                 <w:sz w:val="24"/>
                 <w:szCs w:val="24"/>
               </w:rPr>
-              <w:t xml:space="preserve"> is named Fred.</w:t>
+              <w:t xml:space="preserve">her </w:t>
+            </w:r>
+            <w:r>
+              <w:rPr>
+                <w:color w:val="000000" w:themeColor="text1"/>
+                <w:sz w:val="24"/>
+                <w:szCs w:val="24"/>
+              </w:rPr>
+              <w:t xml:space="preserve"> is</w:t>
+            </w:r>
+            <w:proofErr w:type="gramEnd"/>
+            <w:r>
+              <w:rPr>
+                <w:color w:val="000000" w:themeColor="text1"/>
+                <w:sz w:val="24"/>
+                <w:szCs w:val="24"/>
+              </w:rPr>
+              <w:t xml:space="preserve"> named Fred.</w:t>
             </w:r>
           </w:p>
           <w:p>
@@ -14604,21 +15978,37 @@
                 <w:sz w:val="24"/>
                 <w:szCs w:val="24"/>
               </w:rPr>
-              <w:t xml:space="preserve"> ID </w:t>
-            </w:r>
-            <w:r>
-              <w:rPr>
-                <w:sz w:val="24"/>
-                <w:szCs w:val="24"/>
-              </w:rPr>
               <w:t xml:space="preserve"> </w:t>
             </w:r>
-            <w:r>
-              <w:rPr>
-                <w:sz w:val="24"/>
-                <w:szCs w:val="24"/>
-              </w:rPr>
-              <w:t xml:space="preserve">by </w:t>
+            <w:proofErr w:type="gramStart"/>
+            <w:r>
+              <w:rPr>
+                <w:sz w:val="24"/>
+                <w:szCs w:val="24"/>
+              </w:rPr>
+              <w:t xml:space="preserve">ID </w:t>
+            </w:r>
+            <w:r>
+              <w:rPr>
+                <w:sz w:val="24"/>
+                <w:szCs w:val="24"/>
+              </w:rPr>
+              <w:t xml:space="preserve"> </w:t>
+            </w:r>
+            <w:r>
+              <w:rPr>
+                <w:sz w:val="24"/>
+                <w:szCs w:val="24"/>
+              </w:rPr>
+              <w:t>by</w:t>
+            </w:r>
+            <w:proofErr w:type="gramEnd"/>
+            <w:r>
+              <w:rPr>
+                <w:sz w:val="24"/>
+                <w:szCs w:val="24"/>
+              </w:rPr>
+              <w:t xml:space="preserve"> </w:t>
             </w:r>
             <w:r>
               <w:rPr>
@@ -14653,7 +16043,15 @@
                 <w:sz w:val="24"/>
                 <w:szCs w:val="24"/>
               </w:rPr>
-              <w:t xml:space="preserve"> l</w:t>
+              <w:t xml:space="preserve"> </w:t>
+            </w:r>
+            <w:proofErr w:type="gramStart"/>
+            <w:r>
+              <w:rPr>
+                <w:sz w:val="24"/>
+                <w:szCs w:val="24"/>
+              </w:rPr>
+              <w:t>l</w:t>
             </w:r>
             <w:r>
               <w:rPr>
@@ -14667,7 +16065,15 @@
                 <w:sz w:val="24"/>
                 <w:szCs w:val="24"/>
               </w:rPr>
-              <w:t xml:space="preserve"> which would </w:t>
+              <w:t xml:space="preserve"> which</w:t>
+            </w:r>
+            <w:proofErr w:type="gramEnd"/>
+            <w:r>
+              <w:rPr>
+                <w:sz w:val="24"/>
+                <w:szCs w:val="24"/>
+              </w:rPr>
+              <w:t xml:space="preserve"> would </w:t>
             </w:r>
             <w:r>
               <w:rPr>
@@ -14726,7 +16132,29 @@
           <w:sz w:val="24"/>
           <w:szCs w:val="24"/>
         </w:rPr>
-        <w:t>SHL-4  —  Analytical question: deployment vs code</w:t>
+        <w:t>SHL-</w:t>
+      </w:r>
+      <w:proofErr w:type="gramStart"/>
+      <w:r>
+        <w:rPr>
+          <w:b/>
+          <w:bCs/>
+          <w:color w:val="E63946"/>
+          <w:sz w:val="24"/>
+          <w:szCs w:val="24"/>
+        </w:rPr>
+        <w:t>4  —</w:t>
+      </w:r>
+      <w:proofErr w:type="gramEnd"/>
+      <w:r>
+        <w:rPr>
+          <w:b/>
+          <w:bCs/>
+          <w:color w:val="E63946"/>
+          <w:sz w:val="24"/>
+          <w:szCs w:val="24"/>
+        </w:rPr>
+        <w:t xml:space="preserve">  Analytical question: deployment vs code</w:t>
       </w:r>
     </w:p>
     <w:p>
@@ -15029,7 +16457,23 @@
                 <w:sz w:val="24"/>
                 <w:szCs w:val="24"/>
               </w:rPr>
-              <w:t>So would say correct deployment cannot fix bad code it  would only reduce the blast radius (e.g., restricting the database user to read</w:t>
+              <w:t xml:space="preserve">So would say correct deployment cannot fix bad code </w:t>
+            </w:r>
+            <w:proofErr w:type="gramStart"/>
+            <w:r>
+              <w:rPr>
+                <w:sz w:val="24"/>
+                <w:szCs w:val="24"/>
+              </w:rPr>
+              <w:t>it  would</w:t>
+            </w:r>
+            <w:proofErr w:type="gramEnd"/>
+            <w:r>
+              <w:rPr>
+                <w:sz w:val="24"/>
+                <w:szCs w:val="24"/>
+              </w:rPr>
+              <w:t xml:space="preserve"> only reduce the blast radius (e.g., restricting the database user to read</w:t>
             </w:r>
             <w:r>
               <w:rPr>
@@ -15037,7 +16481,39 @@
                 <w:szCs w:val="24"/>
               </w:rPr>
               <w:noBreakHyphen/>
-              <w:t>only would prevent modification or deletion. But still the injection itself remains exploitable. Therefore I would say  deployment does not compensate for insecure coding.</w:t>
+              <w:t xml:space="preserve">only would prevent modification or deletion. But still the injection itself remains exploitable. </w:t>
+            </w:r>
+            <w:proofErr w:type="gramStart"/>
+            <w:r>
+              <w:rPr>
+                <w:sz w:val="24"/>
+                <w:szCs w:val="24"/>
+              </w:rPr>
+              <w:t>Therefore</w:t>
+            </w:r>
+            <w:proofErr w:type="gramEnd"/>
+            <w:r>
+              <w:rPr>
+                <w:sz w:val="24"/>
+                <w:szCs w:val="24"/>
+              </w:rPr>
+              <w:t xml:space="preserve"> I would </w:t>
+            </w:r>
+            <w:proofErr w:type="gramStart"/>
+            <w:r>
+              <w:rPr>
+                <w:sz w:val="24"/>
+                <w:szCs w:val="24"/>
+              </w:rPr>
+              <w:t>say  deployment</w:t>
+            </w:r>
+            <w:proofErr w:type="gramEnd"/>
+            <w:r>
+              <w:rPr>
+                <w:sz w:val="24"/>
+                <w:szCs w:val="24"/>
+              </w:rPr>
+              <w:t xml:space="preserve"> does not compensate for insecure coding.</w:t>
             </w:r>
           </w:p>
           <w:p>
@@ -15129,6 +16605,7 @@
                 <w:szCs w:val="24"/>
               </w:rPr>
             </w:pPr>
+            <w:proofErr w:type="gramStart"/>
             <w:r>
               <w:rPr>
                 <w:b/>
@@ -15138,7 +16615,18 @@
                 <w:szCs w:val="24"/>
               </w:rPr>
               <w:lastRenderedPageBreak/>
-              <w:t>→  Your deployment security assessment: what remediation changes would make the credential finding unexploitable regardless of what is in the code?</w:t>
+              <w:t>→  Your</w:t>
+            </w:r>
+            <w:proofErr w:type="gramEnd"/>
+            <w:r>
+              <w:rPr>
+                <w:b/>
+                <w:bCs/>
+                <w:color w:val="000000" w:themeColor="text1"/>
+                <w:sz w:val="24"/>
+                <w:szCs w:val="24"/>
+              </w:rPr>
+              <w:t xml:space="preserve"> deployment security assessment: what remediation changes would make the credential finding unexploitable regardless of what is in the code?</w:t>
             </w:r>
           </w:p>
           <w:p>
@@ -15190,6 +16678,7 @@
               <w:t>Remove hardcoded secrets – Move SECRET_KEY, DB_PASSWORD, and AWS keys to environment variables using </w:t>
             </w:r>
             <w:proofErr w:type="spellStart"/>
+            <w:proofErr w:type="gramStart"/>
             <w:r>
               <w:rPr>
                 <w:color w:val="000000" w:themeColor="text1"/>
@@ -15199,6 +16688,7 @@
               <w:t>os.getenv</w:t>
             </w:r>
             <w:proofErr w:type="spellEnd"/>
+            <w:proofErr w:type="gramEnd"/>
             <w:r>
               <w:rPr>
                 <w:color w:val="000000" w:themeColor="text1"/>
@@ -15244,7 +16734,25 @@
                 <w:sz w:val="24"/>
                 <w:szCs w:val="24"/>
               </w:rPr>
-              <w:t> with ? placeholders to block SQL injection.</w:t>
+              <w:t> </w:t>
+            </w:r>
+            <w:proofErr w:type="gramStart"/>
+            <w:r>
+              <w:rPr>
+                <w:color w:val="000000" w:themeColor="text1"/>
+                <w:sz w:val="24"/>
+                <w:szCs w:val="24"/>
+              </w:rPr>
+              <w:t>with ?</w:t>
+            </w:r>
+            <w:proofErr w:type="gramEnd"/>
+            <w:r>
+              <w:rPr>
+                <w:color w:val="000000" w:themeColor="text1"/>
+                <w:sz w:val="24"/>
+                <w:szCs w:val="24"/>
+              </w:rPr>
+              <w:t> placeholders to block SQL injection.</w:t>
             </w:r>
           </w:p>
           <w:p>
@@ -15286,7 +16794,25 @@
                 <w:sz w:val="24"/>
                 <w:szCs w:val="24"/>
               </w:rPr>
-              <w:t>Restrict file permissions – Run chmod 600 on config.py and </w:t>
+              <w:t>Restrict file permissions – Run </w:t>
+            </w:r>
+            <w:proofErr w:type="spellStart"/>
+            <w:r>
+              <w:rPr>
+                <w:color w:val="000000" w:themeColor="text1"/>
+                <w:sz w:val="24"/>
+                <w:szCs w:val="24"/>
+              </w:rPr>
+              <w:t>chmod</w:t>
+            </w:r>
+            <w:proofErr w:type="spellEnd"/>
+            <w:r>
+              <w:rPr>
+                <w:color w:val="000000" w:themeColor="text1"/>
+                <w:sz w:val="24"/>
+                <w:szCs w:val="24"/>
+              </w:rPr>
+              <w:t xml:space="preserve"> 600 on config.py and </w:t>
             </w:r>
             <w:proofErr w:type="spellStart"/>
             <w:r>
@@ -15325,7 +16851,7 @@
                 <w:sz w:val="24"/>
                 <w:szCs w:val="24"/>
               </w:rPr>
-              <w:t>Audit sudo privileges – Ensure least privilege is applied (as already seen – </w:t>
+              <w:t xml:space="preserve">Audit </w:t>
             </w:r>
             <w:proofErr w:type="spellStart"/>
             <w:r>
@@ -15334,6 +16860,24 @@
                 <w:sz w:val="24"/>
                 <w:szCs w:val="24"/>
               </w:rPr>
+              <w:t>sudo</w:t>
+            </w:r>
+            <w:proofErr w:type="spellEnd"/>
+            <w:r>
+              <w:rPr>
+                <w:color w:val="000000" w:themeColor="text1"/>
+                <w:sz w:val="24"/>
+                <w:szCs w:val="24"/>
+              </w:rPr>
+              <w:t xml:space="preserve"> privileges – Ensure least privilege is applied (as already seen – </w:t>
+            </w:r>
+            <w:proofErr w:type="spellStart"/>
+            <w:r>
+              <w:rPr>
+                <w:color w:val="000000" w:themeColor="text1"/>
+                <w:sz w:val="24"/>
+                <w:szCs w:val="24"/>
+              </w:rPr>
               <w:t>darren_webdev</w:t>
             </w:r>
             <w:proofErr w:type="spellEnd"/>
@@ -15343,7 +16887,43 @@
                 <w:sz w:val="24"/>
                 <w:szCs w:val="24"/>
               </w:rPr>
-              <w:t> had no sudo, which worked). Remove any unnecessary sudo rights from all users.</w:t>
+              <w:t xml:space="preserve"> had no </w:t>
+            </w:r>
+            <w:proofErr w:type="spellStart"/>
+            <w:r>
+              <w:rPr>
+                <w:color w:val="000000" w:themeColor="text1"/>
+                <w:sz w:val="24"/>
+                <w:szCs w:val="24"/>
+              </w:rPr>
+              <w:t>sudo</w:t>
+            </w:r>
+            <w:proofErr w:type="spellEnd"/>
+            <w:r>
+              <w:rPr>
+                <w:color w:val="000000" w:themeColor="text1"/>
+                <w:sz w:val="24"/>
+                <w:szCs w:val="24"/>
+              </w:rPr>
+              <w:t xml:space="preserve">, which worked). Remove any unnecessary </w:t>
+            </w:r>
+            <w:proofErr w:type="spellStart"/>
+            <w:r>
+              <w:rPr>
+                <w:color w:val="000000" w:themeColor="text1"/>
+                <w:sz w:val="24"/>
+                <w:szCs w:val="24"/>
+              </w:rPr>
+              <w:t>sudo</w:t>
+            </w:r>
+            <w:proofErr w:type="spellEnd"/>
+            <w:r>
+              <w:rPr>
+                <w:color w:val="000000" w:themeColor="text1"/>
+                <w:sz w:val="24"/>
+                <w:szCs w:val="24"/>
+              </w:rPr>
+              <w:t xml:space="preserve"> rights from all users.</w:t>
             </w:r>
           </w:p>
           <w:p>
@@ -15358,13 +16938,50 @@
                 <w:szCs w:val="24"/>
               </w:rPr>
             </w:pPr>
+            <w:proofErr w:type="gramStart"/>
             <w:r>
               <w:rPr>
                 <w:color w:val="000000" w:themeColor="text1"/>
                 <w:sz w:val="24"/>
                 <w:szCs w:val="24"/>
               </w:rPr>
-              <w:t>Purge .env from Git history – Use git filter-branch or BFG to remove the file completely, then add .env to .</w:t>
+              <w:t>Purge .env</w:t>
+            </w:r>
+            <w:proofErr w:type="gramEnd"/>
+            <w:r>
+              <w:rPr>
+                <w:color w:val="000000" w:themeColor="text1"/>
+                <w:sz w:val="24"/>
+                <w:szCs w:val="24"/>
+              </w:rPr>
+              <w:t xml:space="preserve"> from Git history – Use git filter-branch or BFG to remove the file completely, then </w:t>
+            </w:r>
+            <w:proofErr w:type="gramStart"/>
+            <w:r>
+              <w:rPr>
+                <w:color w:val="000000" w:themeColor="text1"/>
+                <w:sz w:val="24"/>
+                <w:szCs w:val="24"/>
+              </w:rPr>
+              <w:t>add .env</w:t>
+            </w:r>
+            <w:proofErr w:type="gramEnd"/>
+            <w:r>
+              <w:rPr>
+                <w:color w:val="000000" w:themeColor="text1"/>
+                <w:sz w:val="24"/>
+                <w:szCs w:val="24"/>
+              </w:rPr>
+              <w:t> </w:t>
+            </w:r>
+            <w:proofErr w:type="gramStart"/>
+            <w:r>
+              <w:rPr>
+                <w:color w:val="000000" w:themeColor="text1"/>
+                <w:sz w:val="24"/>
+                <w:szCs w:val="24"/>
+              </w:rPr>
+              <w:t>to .</w:t>
             </w:r>
             <w:proofErr w:type="spellStart"/>
             <w:r>
@@ -15376,6 +16993,7 @@
               <w:t>gitignore</w:t>
             </w:r>
             <w:proofErr w:type="spellEnd"/>
+            <w:proofErr w:type="gramEnd"/>
             <w:r>
               <w:rPr>
                 <w:color w:val="000000" w:themeColor="text1"/>
@@ -15437,6 +17055,7 @@
                 <w:szCs w:val="24"/>
               </w:rPr>
             </w:pPr>
+            <w:proofErr w:type="gramStart"/>
             <w:r>
               <w:rPr>
                 <w:b/>
@@ -15445,8 +17064,9 @@
                 <w:sz w:val="24"/>
                 <w:szCs w:val="24"/>
               </w:rPr>
-              <w:t>→  Your answer to SHL-4 — this creates a direct conversation with the Code Security Lead about development vs operational responsibility</w:t>
-            </w:r>
+              <w:t>→  Your</w:t>
+            </w:r>
+            <w:proofErr w:type="gramEnd"/>
             <w:r>
               <w:rPr>
                 <w:b/>
@@ -15455,71 +17075,9 @@
                 <w:sz w:val="24"/>
                 <w:szCs w:val="24"/>
               </w:rPr>
-              <w:t>?</w:t>
-            </w:r>
-          </w:p>
-          <w:p>
-            <w:pPr>
-              <w:rPr>
-                <w:color w:val="000000" w:themeColor="text1"/>
-                <w:sz w:val="24"/>
-                <w:szCs w:val="24"/>
-              </w:rPr>
-            </w:pPr>
-            <w:r>
-              <w:rPr>
-                <w:color w:val="000000" w:themeColor="text1"/>
-                <w:sz w:val="24"/>
-                <w:szCs w:val="24"/>
-              </w:rPr>
-              <w:t xml:space="preserve"> answer shows that even if we move all secrets to environment variables, the SQL injection in </w:t>
-            </w:r>
-            <w:r>
-              <w:rPr>
-                <w:color w:val="000000" w:themeColor="text1"/>
-                <w:sz w:val="24"/>
-                <w:szCs w:val="24"/>
-              </w:rPr>
-              <w:t>order lookup</w:t>
-            </w:r>
-            <w:r>
-              <w:rPr>
-                <w:color w:val="000000" w:themeColor="text1"/>
-                <w:sz w:val="24"/>
-                <w:szCs w:val="24"/>
-              </w:rPr>
-              <w:t> is still exploitable – that’s a code problem. So the Code Security Lead must fix that with parameterised queries. However, my hardening changes (like read</w:t>
-            </w:r>
-            <w:r>
-              <w:rPr>
-                <w:color w:val="000000" w:themeColor="text1"/>
-                <w:sz w:val="24"/>
-                <w:szCs w:val="24"/>
-              </w:rPr>
-              <w:noBreakHyphen/>
-              <w:t>only database user, removing sudo from </w:t>
-            </w:r>
-            <w:proofErr w:type="spellStart"/>
-            <w:r>
-              <w:rPr>
-                <w:color w:val="000000" w:themeColor="text1"/>
-                <w:sz w:val="24"/>
-                <w:szCs w:val="24"/>
-              </w:rPr>
-              <w:t>darren_webdev</w:t>
-            </w:r>
-            <w:proofErr w:type="spellEnd"/>
-            <w:r>
-              <w:rPr>
-                <w:color w:val="000000" w:themeColor="text1"/>
-                <w:sz w:val="24"/>
-                <w:szCs w:val="24"/>
-              </w:rPr>
-              <w:t>) stop the attacker from deleting data or escalating privileges. We both have to act – neither of us can fix everything alone</w:t>
-            </w:r>
-          </w:p>
-          <w:p>
-            <w:pPr>
+              <w:t xml:space="preserve"> answer to SHL-4 — this creates a direct conversation with the Code Security Lead about development vs operational responsibility</w:t>
+            </w:r>
+            <w:r>
               <w:rPr>
                 <w:b/>
                 <w:bCs/>
@@ -15527,16 +17085,125 @@
                 <w:sz w:val="24"/>
                 <w:szCs w:val="24"/>
               </w:rPr>
-            </w:pPr>
-            <w:r>
+              <w:t>?</w:t>
+            </w:r>
+          </w:p>
+          <w:p>
+            <w:pPr>
               <w:rPr>
                 <w:color w:val="000000" w:themeColor="text1"/>
                 <w:sz w:val="24"/>
                 <w:szCs w:val="24"/>
               </w:rPr>
-              <w:t xml:space="preserve">→  </w:t>
-            </w:r>
-            <w:r>
+            </w:pPr>
+            <w:r>
+              <w:rPr>
+                <w:color w:val="000000" w:themeColor="text1"/>
+                <w:sz w:val="24"/>
+                <w:szCs w:val="24"/>
+              </w:rPr>
+              <w:t xml:space="preserve"> answer shows that even if we move all secrets to environment variables, the SQL injection in </w:t>
+            </w:r>
+            <w:r>
+              <w:rPr>
+                <w:color w:val="000000" w:themeColor="text1"/>
+                <w:sz w:val="24"/>
+                <w:szCs w:val="24"/>
+              </w:rPr>
+              <w:t>order lookup</w:t>
+            </w:r>
+            <w:r>
+              <w:rPr>
+                <w:color w:val="000000" w:themeColor="text1"/>
+                <w:sz w:val="24"/>
+                <w:szCs w:val="24"/>
+              </w:rPr>
+              <w:t xml:space="preserve"> is still exploitable – that’s a code problem. </w:t>
+            </w:r>
+            <w:proofErr w:type="gramStart"/>
+            <w:r>
+              <w:rPr>
+                <w:color w:val="000000" w:themeColor="text1"/>
+                <w:sz w:val="24"/>
+                <w:szCs w:val="24"/>
+              </w:rPr>
+              <w:t>So</w:t>
+            </w:r>
+            <w:proofErr w:type="gramEnd"/>
+            <w:r>
+              <w:rPr>
+                <w:color w:val="000000" w:themeColor="text1"/>
+                <w:sz w:val="24"/>
+                <w:szCs w:val="24"/>
+              </w:rPr>
+              <w:t xml:space="preserve"> the Code Security Lead must fix that with parameterised queries. However, my hardening changes (like read</w:t>
+            </w:r>
+            <w:r>
+              <w:rPr>
+                <w:color w:val="000000" w:themeColor="text1"/>
+                <w:sz w:val="24"/>
+                <w:szCs w:val="24"/>
+              </w:rPr>
+              <w:noBreakHyphen/>
+              <w:t xml:space="preserve">only database user, removing </w:t>
+            </w:r>
+            <w:proofErr w:type="spellStart"/>
+            <w:r>
+              <w:rPr>
+                <w:color w:val="000000" w:themeColor="text1"/>
+                <w:sz w:val="24"/>
+                <w:szCs w:val="24"/>
+              </w:rPr>
+              <w:t>sudo</w:t>
+            </w:r>
+            <w:proofErr w:type="spellEnd"/>
+            <w:r>
+              <w:rPr>
+                <w:color w:val="000000" w:themeColor="text1"/>
+                <w:sz w:val="24"/>
+                <w:szCs w:val="24"/>
+              </w:rPr>
+              <w:t xml:space="preserve"> from </w:t>
+            </w:r>
+            <w:proofErr w:type="spellStart"/>
+            <w:r>
+              <w:rPr>
+                <w:color w:val="000000" w:themeColor="text1"/>
+                <w:sz w:val="24"/>
+                <w:szCs w:val="24"/>
+              </w:rPr>
+              <w:t>darren_webdev</w:t>
+            </w:r>
+            <w:proofErr w:type="spellEnd"/>
+            <w:r>
+              <w:rPr>
+                <w:color w:val="000000" w:themeColor="text1"/>
+                <w:sz w:val="24"/>
+                <w:szCs w:val="24"/>
+              </w:rPr>
+              <w:t xml:space="preserve">) stop the attacker from deleting data or escalating privileges. We both </w:t>
+            </w:r>
+            <w:proofErr w:type="gramStart"/>
+            <w:r>
+              <w:rPr>
+                <w:color w:val="000000" w:themeColor="text1"/>
+                <w:sz w:val="24"/>
+                <w:szCs w:val="24"/>
+              </w:rPr>
+              <w:t>have to</w:t>
+            </w:r>
+            <w:proofErr w:type="gramEnd"/>
+            <w:r>
+              <w:rPr>
+                <w:color w:val="000000" w:themeColor="text1"/>
+                <w:sz w:val="24"/>
+                <w:szCs w:val="24"/>
+              </w:rPr>
+              <w:t xml:space="preserve"> act – neither of us can fix everything alone</w:t>
+            </w:r>
+          </w:p>
+          <w:p>
+            <w:pPr>
               <w:rPr>
                 <w:b/>
                 <w:bCs/>
@@ -15544,16 +17211,45 @@
                 <w:sz w:val="24"/>
                 <w:szCs w:val="24"/>
               </w:rPr>
-              <w:t>One deployment risk the rest of the group has not yet considered</w:t>
-            </w:r>
-          </w:p>
-          <w:p>
-            <w:pPr>
+            </w:pPr>
+            <w:proofErr w:type="gramStart"/>
+            <w:r>
               <w:rPr>
                 <w:color w:val="000000" w:themeColor="text1"/>
                 <w:sz w:val="24"/>
                 <w:szCs w:val="24"/>
               </w:rPr>
+              <w:t xml:space="preserve">→  </w:t>
+            </w:r>
+            <w:r>
+              <w:rPr>
+                <w:b/>
+                <w:bCs/>
+                <w:color w:val="000000" w:themeColor="text1"/>
+                <w:sz w:val="24"/>
+                <w:szCs w:val="24"/>
+              </w:rPr>
+              <w:t>One</w:t>
+            </w:r>
+            <w:proofErr w:type="gramEnd"/>
+            <w:r>
+              <w:rPr>
+                <w:b/>
+                <w:bCs/>
+                <w:color w:val="000000" w:themeColor="text1"/>
+                <w:sz w:val="24"/>
+                <w:szCs w:val="24"/>
+              </w:rPr>
+              <w:t xml:space="preserve"> deployment risk the rest of the group has not yet considered</w:t>
+            </w:r>
+          </w:p>
+          <w:p>
+            <w:pPr>
+              <w:rPr>
+                <w:color w:val="000000" w:themeColor="text1"/>
+                <w:sz w:val="24"/>
+                <w:szCs w:val="24"/>
+              </w:rPr>
             </w:pPr>
           </w:p>
           <w:p>
@@ -15578,14 +17274,32 @@
                 <w:sz w:val="24"/>
                 <w:szCs w:val="24"/>
               </w:rPr>
-              <w:t xml:space="preserve"> also .env file with the AWS keys was committed to the Git history, and then deleted. This is a big supply chain risk. Even though it's deleted, the keys are still in the repo's history, so they're not actually gone. T</w:t>
-            </w:r>
+              <w:t xml:space="preserve"> also .env file with the AWS keys was committed to the Git </w:t>
+            </w:r>
+            <w:proofErr w:type="gramStart"/>
             <w:r>
               <w:rPr>
                 <w:color w:val="000000" w:themeColor="text1"/>
                 <w:sz w:val="24"/>
                 <w:szCs w:val="24"/>
               </w:rPr>
+              <w:t>history, and</w:t>
+            </w:r>
+            <w:proofErr w:type="gramEnd"/>
+            <w:r>
+              <w:rPr>
+                <w:color w:val="000000" w:themeColor="text1"/>
+                <w:sz w:val="24"/>
+                <w:szCs w:val="24"/>
+              </w:rPr>
+              <w:t xml:space="preserve"> then deleted. This is a big supply chain risk. Even though it's deleted, the keys are still in the repo's history, so they're not actually gone. T</w:t>
+            </w:r>
+            <w:r>
+              <w:rPr>
+                <w:color w:val="000000" w:themeColor="text1"/>
+                <w:sz w:val="24"/>
+                <w:szCs w:val="24"/>
+              </w:rPr>
               <w:t>his</w:t>
             </w:r>
             <w:r>
@@ -15594,7 +17308,34 @@
                 <w:sz w:val="24"/>
                 <w:szCs w:val="24"/>
               </w:rPr>
-              <w:t xml:space="preserve"> failure  the leak should have been prevented by a pre-commit hook, and the keys should have been rotated immediately when the file was first committed. The attacker could have used those AWS keys months ago</w:t>
+              <w:t xml:space="preserve"> </w:t>
+            </w:r>
+            <w:proofErr w:type="gramStart"/>
+            <w:r>
+              <w:rPr>
+                <w:color w:val="000000" w:themeColor="text1"/>
+                <w:sz w:val="24"/>
+                <w:szCs w:val="24"/>
+              </w:rPr>
+              <w:t>failure  the</w:t>
+            </w:r>
+            <w:proofErr w:type="gramEnd"/>
+            <w:r>
+              <w:rPr>
+                <w:color w:val="000000" w:themeColor="text1"/>
+                <w:sz w:val="24"/>
+                <w:szCs w:val="24"/>
+              </w:rPr>
+              <w:t xml:space="preserve"> leak should have been prevented by a pre-commit hook, and the keys should have been rotated immediately when the file was first committed. The attacker could have used those AWS keys months </w:t>
+            </w:r>
+            <w:proofErr w:type="gramStart"/>
+            <w:r>
+              <w:rPr>
+                <w:color w:val="000000" w:themeColor="text1"/>
+                <w:sz w:val="24"/>
+                <w:szCs w:val="24"/>
+              </w:rPr>
+              <w:t>ago</w:t>
             </w:r>
             <w:r>
               <w:rPr>
@@ -15616,6 +17357,7 @@
               </w:rPr>
               <w:t>.</w:t>
             </w:r>
+            <w:proofErr w:type="gramEnd"/>
           </w:p>
         </w:tc>
       </w:tr>
@@ -15831,7 +17573,29 @@
           <w:sz w:val="24"/>
           <w:szCs w:val="24"/>
         </w:rPr>
-        <w:t>NTM-1  —  STRIDE model update</w:t>
+        <w:t>NTM-</w:t>
+      </w:r>
+      <w:proofErr w:type="gramStart"/>
+      <w:r>
+        <w:rPr>
+          <w:b/>
+          <w:bCs/>
+          <w:color w:val="E63946"/>
+          <w:sz w:val="24"/>
+          <w:szCs w:val="24"/>
+        </w:rPr>
+        <w:t>1  —</w:t>
+      </w:r>
+      <w:proofErr w:type="gramEnd"/>
+      <w:r>
+        <w:rPr>
+          <w:b/>
+          <w:bCs/>
+          <w:color w:val="E63946"/>
+          <w:sz w:val="24"/>
+          <w:szCs w:val="24"/>
+        </w:rPr>
+        <w:t xml:space="preserve">  STRIDE model update</w:t>
       </w:r>
     </w:p>
     <w:p>
@@ -16196,13 +17960,23 @@
             </w:tcMar>
           </w:tcPr>
           <w:p>
+            <w:proofErr w:type="spellStart"/>
             <w:r>
               <w:rPr>
                 <w:color w:val="000000" w:themeColor="text1"/>
                 <w:sz w:val="24"/>
                 <w:szCs w:val="24"/>
               </w:rPr>
-              <w:t>Unsanitised user input passed directly into SQL query in the order form</w:t>
+              <w:t>Unsanitised</w:t>
+            </w:r>
+            <w:proofErr w:type="spellEnd"/>
+            <w:r>
+              <w:rPr>
+                <w:color w:val="000000" w:themeColor="text1"/>
+                <w:sz w:val="24"/>
+                <w:szCs w:val="24"/>
+              </w:rPr>
+              <w:t xml:space="preserve"> user input passed directly into SQL query in the order form</w:t>
             </w:r>
           </w:p>
         </w:tc>
@@ -16502,7 +18276,25 @@
                 <w:sz w:val="24"/>
                 <w:szCs w:val="24"/>
               </w:rPr>
-              <w:t>Attacker reads source code via Gitea, exposed repo, or direct server access</w:t>
+              <w:t xml:space="preserve">Attacker reads source code via </w:t>
+            </w:r>
+            <w:proofErr w:type="spellStart"/>
+            <w:r>
+              <w:rPr>
+                <w:color w:val="000000" w:themeColor="text1"/>
+                <w:sz w:val="24"/>
+                <w:szCs w:val="24"/>
+              </w:rPr>
+              <w:t>Gitea</w:t>
+            </w:r>
+            <w:proofErr w:type="spellEnd"/>
+            <w:r>
+              <w:rPr>
+                <w:color w:val="000000" w:themeColor="text1"/>
+                <w:sz w:val="24"/>
+                <w:szCs w:val="24"/>
+              </w:rPr>
+              <w:t>, exposed repo, or direct server access</w:t>
             </w:r>
           </w:p>
         </w:tc>
@@ -16822,7 +18614,25 @@
                 <w:sz w:val="24"/>
                 <w:szCs w:val="24"/>
               </w:rPr>
-              <w:t>Attacker uses freddibnah1938 to log in as fred — no rate limiting or MFA present</w:t>
+              <w:t xml:space="preserve">Attacker uses freddibnah1938 to log in as </w:t>
+            </w:r>
+            <w:proofErr w:type="spellStart"/>
+            <w:r>
+              <w:rPr>
+                <w:color w:val="000000" w:themeColor="text1"/>
+                <w:sz w:val="24"/>
+                <w:szCs w:val="24"/>
+              </w:rPr>
+              <w:t>fred</w:t>
+            </w:r>
+            <w:proofErr w:type="spellEnd"/>
+            <w:r>
+              <w:rPr>
+                <w:color w:val="000000" w:themeColor="text1"/>
+                <w:sz w:val="24"/>
+                <w:szCs w:val="24"/>
+              </w:rPr>
+              <w:t xml:space="preserve"> — no rate limiting or MFA present</w:t>
             </w:r>
           </w:p>
         </w:tc>
@@ -16881,7 +18691,29 @@
           <w:sz w:val="24"/>
           <w:szCs w:val="24"/>
         </w:rPr>
-        <w:t>NTM-2  —  Research task: real-world STRIDE instances</w:t>
+        <w:t>NTM-</w:t>
+      </w:r>
+      <w:proofErr w:type="gramStart"/>
+      <w:r>
+        <w:rPr>
+          <w:b/>
+          <w:bCs/>
+          <w:color w:val="E63946"/>
+          <w:sz w:val="24"/>
+          <w:szCs w:val="24"/>
+        </w:rPr>
+        <w:t>2  —</w:t>
+      </w:r>
+      <w:proofErr w:type="gramEnd"/>
+      <w:r>
+        <w:rPr>
+          <w:b/>
+          <w:bCs/>
+          <w:color w:val="E63946"/>
+          <w:sz w:val="24"/>
+          <w:szCs w:val="24"/>
+        </w:rPr>
+        <w:t xml:space="preserve">  Research task: real-world STRIDE instances</w:t>
       </w:r>
     </w:p>
     <w:p>
@@ -17559,7 +19391,29 @@
           <w:sz w:val="24"/>
           <w:szCs w:val="24"/>
         </w:rPr>
-        <w:t>NTM-3  —  Credential threat chain</w:t>
+        <w:t>NTM-</w:t>
+      </w:r>
+      <w:proofErr w:type="gramStart"/>
+      <w:r>
+        <w:rPr>
+          <w:b/>
+          <w:bCs/>
+          <w:color w:val="E63946"/>
+          <w:sz w:val="24"/>
+          <w:szCs w:val="24"/>
+        </w:rPr>
+        <w:t>3  —</w:t>
+      </w:r>
+      <w:proofErr w:type="gramEnd"/>
+      <w:r>
+        <w:rPr>
+          <w:b/>
+          <w:bCs/>
+          <w:color w:val="E63946"/>
+          <w:sz w:val="24"/>
+          <w:szCs w:val="24"/>
+        </w:rPr>
+        <w:t xml:space="preserve">  Credential threat chain</w:t>
       </w:r>
     </w:p>
     <w:p>
@@ -17855,7 +19709,25 @@
                 <w:sz w:val="24"/>
                 <w:szCs w:val="24"/>
               </w:rPr>
-              <w:t>Step 1 — attacker uses the credential to authenticate as fred, impersonating a legitimate user to the application</w:t>
+              <w:t xml:space="preserve">Step 1 — attacker uses the credential to authenticate as </w:t>
+            </w:r>
+            <w:proofErr w:type="spellStart"/>
+            <w:r>
+              <w:rPr>
+                <w:color w:val="000000" w:themeColor="text1"/>
+                <w:sz w:val="24"/>
+                <w:szCs w:val="24"/>
+              </w:rPr>
+              <w:t>fred</w:t>
+            </w:r>
+            <w:proofErr w:type="spellEnd"/>
+            <w:r>
+              <w:rPr>
+                <w:color w:val="000000" w:themeColor="text1"/>
+                <w:sz w:val="24"/>
+                <w:szCs w:val="24"/>
+              </w:rPr>
+              <w:t>, impersonating a legitimate user to the application</w:t>
             </w:r>
           </w:p>
         </w:tc>
@@ -18113,7 +19985,25 @@
                 <w:sz w:val="24"/>
                 <w:szCs w:val="24"/>
               </w:rPr>
-              <w:t xml:space="preserve">Step 3 — all malicious actions are logged under fred's account, not the attacker's identity; the real user can deny responsibility and logs cannot prove otherwise </w:t>
+              <w:t xml:space="preserve">Step 3 — all malicious actions are logged under </w:t>
+            </w:r>
+            <w:proofErr w:type="spellStart"/>
+            <w:r>
+              <w:rPr>
+                <w:color w:val="000000" w:themeColor="text1"/>
+                <w:sz w:val="24"/>
+                <w:szCs w:val="24"/>
+              </w:rPr>
+              <w:t>fred's</w:t>
+            </w:r>
+            <w:proofErr w:type="spellEnd"/>
+            <w:r>
+              <w:rPr>
+                <w:color w:val="000000" w:themeColor="text1"/>
+                <w:sz w:val="24"/>
+                <w:szCs w:val="24"/>
+              </w:rPr>
+              <w:t xml:space="preserve"> account, not the attacker's identity; the real user can deny responsibility and logs cannot prove otherwise </w:t>
             </w:r>
           </w:p>
         </w:tc>
@@ -18508,7 +20398,25 @@
                 <w:sz w:val="24"/>
                 <w:szCs w:val="24"/>
               </w:rPr>
-              <w:t xml:space="preserve">If fred has admin-level access in the app, the credential grants those privileges to the attacker; </w:t>
+              <w:t xml:space="preserve">If </w:t>
+            </w:r>
+            <w:proofErr w:type="spellStart"/>
+            <w:r>
+              <w:rPr>
+                <w:color w:val="000000" w:themeColor="text1"/>
+                <w:sz w:val="24"/>
+                <w:szCs w:val="24"/>
+              </w:rPr>
+              <w:t>fred</w:t>
+            </w:r>
+            <w:proofErr w:type="spellEnd"/>
+            <w:r>
+              <w:rPr>
+                <w:color w:val="000000" w:themeColor="text1"/>
+                <w:sz w:val="24"/>
+                <w:szCs w:val="24"/>
+              </w:rPr>
+              <w:t xml:space="preserve"> has admin-level access in the app, the credential grants those privileges to the attacker; </w:t>
             </w:r>
             <w:r>
               <w:rPr>
@@ -18546,7 +20454,25 @@
                 <w:szCs w:val="24"/>
               </w:rPr>
               <w:lastRenderedPageBreak/>
-              <w:t xml:space="preserve">Blocked if fred is a standard user account — depends on role </w:t>
+              <w:t xml:space="preserve">Blocked if </w:t>
+            </w:r>
+            <w:proofErr w:type="spellStart"/>
+            <w:r>
+              <w:rPr>
+                <w:color w:val="000000" w:themeColor="text1"/>
+                <w:sz w:val="24"/>
+                <w:szCs w:val="24"/>
+              </w:rPr>
+              <w:t>fred</w:t>
+            </w:r>
+            <w:proofErr w:type="spellEnd"/>
+            <w:r>
+              <w:rPr>
+                <w:color w:val="000000" w:themeColor="text1"/>
+                <w:sz w:val="24"/>
+                <w:szCs w:val="24"/>
+              </w:rPr>
+              <w:t xml:space="preserve"> is a standard user account — depends on role </w:t>
             </w:r>
             <w:r>
               <w:rPr>
@@ -18586,7 +20512,29 @@
           <w:sz w:val="24"/>
           <w:szCs w:val="24"/>
         </w:rPr>
-        <w:t>NTM-4  —  External vs internal attacker model</w:t>
+        <w:t>NTM-</w:t>
+      </w:r>
+      <w:proofErr w:type="gramStart"/>
+      <w:r>
+        <w:rPr>
+          <w:b/>
+          <w:bCs/>
+          <w:color w:val="E63946"/>
+          <w:sz w:val="24"/>
+          <w:szCs w:val="24"/>
+        </w:rPr>
+        <w:t>4  —</w:t>
+      </w:r>
+      <w:proofErr w:type="gramEnd"/>
+      <w:r>
+        <w:rPr>
+          <w:b/>
+          <w:bCs/>
+          <w:color w:val="E63946"/>
+          <w:sz w:val="24"/>
+          <w:szCs w:val="24"/>
+        </w:rPr>
+        <w:t xml:space="preserve">  External vs internal attacker model</w:t>
       </w:r>
     </w:p>
     <w:p>
@@ -19057,7 +21005,23 @@
                 <w:sz w:val="24"/>
                 <w:szCs w:val="24"/>
               </w:rPr>
-              <w:t>⚠️  IMPORTANT — Record your answer to NTM-4 in your Role Evidence Document, not in this shared worksheet.</w:t>
+              <w:t>⚠</w:t>
+            </w:r>
+            <w:proofErr w:type="gramStart"/>
+            <w:r>
+              <w:rPr>
+                <w:sz w:val="24"/>
+                <w:szCs w:val="24"/>
+              </w:rPr>
+              <w:t>️  IMPORTANT</w:t>
+            </w:r>
+            <w:proofErr w:type="gramEnd"/>
+            <w:r>
+              <w:rPr>
+                <w:sz w:val="24"/>
+                <w:szCs w:val="24"/>
+              </w:rPr>
+              <w:t xml:space="preserve"> — Record your answer to NTM-4 in your Role Evidence Document, not in this shared worksheet.</w:t>
             </w:r>
           </w:p>
           <w:p>
@@ -19170,13 +21134,23 @@
                 <w:szCs w:val="24"/>
               </w:rPr>
             </w:pPr>
+            <w:proofErr w:type="gramStart"/>
             <w:r>
               <w:rPr>
                 <w:color w:val="F1FAEE"/>
                 <w:sz w:val="24"/>
                 <w:szCs w:val="24"/>
               </w:rPr>
-              <w:t>→  Your updated STRIDE model — present the new entries with justification</w:t>
+              <w:t>→  Your</w:t>
+            </w:r>
+            <w:proofErr w:type="gramEnd"/>
+            <w:r>
+              <w:rPr>
+                <w:color w:val="F1FAEE"/>
+                <w:sz w:val="24"/>
+                <w:szCs w:val="24"/>
+              </w:rPr>
+              <w:t xml:space="preserve"> updated STRIDE model — present the new entries with justification</w:t>
             </w:r>
           </w:p>
           <w:p>
@@ -19187,13 +21161,23 @@
                 <w:szCs w:val="24"/>
               </w:rPr>
             </w:pPr>
+            <w:proofErr w:type="gramStart"/>
             <w:r>
               <w:rPr>
                 <w:color w:val="F1FAEE"/>
                 <w:sz w:val="24"/>
                 <w:szCs w:val="24"/>
               </w:rPr>
-              <w:t>→  Synthesis question 4.3 will ask whether your STRIDE update changes the group's Phase 1 priority ranking. Come with a specific argument.</w:t>
+              <w:t>→  Synthesis</w:t>
+            </w:r>
+            <w:proofErr w:type="gramEnd"/>
+            <w:r>
+              <w:rPr>
+                <w:color w:val="F1FAEE"/>
+                <w:sz w:val="24"/>
+                <w:szCs w:val="24"/>
+              </w:rPr>
+              <w:t xml:space="preserve"> question 4.3 will ask whether your STRIDE update changes the group's Phase 1 priority ranking. Come with a specific argument.</w:t>
             </w:r>
           </w:p>
           <w:p>
@@ -19204,13 +21188,23 @@
                 <w:szCs w:val="24"/>
               </w:rPr>
             </w:pPr>
+            <w:proofErr w:type="gramStart"/>
             <w:r>
               <w:rPr>
                 <w:color w:val="F1FAEE"/>
                 <w:sz w:val="24"/>
                 <w:szCs w:val="24"/>
               </w:rPr>
-              <w:t>→  One STRIDE category the group has not yet mapped but that the evidence suggests it should</w:t>
+              <w:t>→  One</w:t>
+            </w:r>
+            <w:proofErr w:type="gramEnd"/>
+            <w:r>
+              <w:rPr>
+                <w:color w:val="F1FAEE"/>
+                <w:sz w:val="24"/>
+                <w:szCs w:val="24"/>
+              </w:rPr>
+              <w:t xml:space="preserve"> STRIDE category the group has not yet mapped but that the evidence suggests it should</w:t>
             </w:r>
           </w:p>
         </w:tc>
@@ -19426,7 +21420,29 @@
           <w:sz w:val="24"/>
           <w:szCs w:val="24"/>
         </w:rPr>
-        <w:t>GRL-1  —  Article 32 vulnerability mapping</w:t>
+        <w:t>GRL-</w:t>
+      </w:r>
+      <w:proofErr w:type="gramStart"/>
+      <w:r>
+        <w:rPr>
+          <w:b/>
+          <w:bCs/>
+          <w:color w:val="E63946"/>
+          <w:sz w:val="24"/>
+          <w:szCs w:val="24"/>
+        </w:rPr>
+        <w:t>1  —</w:t>
+      </w:r>
+      <w:proofErr w:type="gramEnd"/>
+      <w:r>
+        <w:rPr>
+          <w:b/>
+          <w:bCs/>
+          <w:color w:val="E63946"/>
+          <w:sz w:val="24"/>
+          <w:szCs w:val="24"/>
+        </w:rPr>
+        <w:t xml:space="preserve">  Article 32 vulnerability mapping</w:t>
       </w:r>
     </w:p>
     <w:p>
@@ -20170,12 +22186,21 @@
                 <w:szCs w:val="24"/>
               </w:rPr>
             </w:pPr>
-            <w:r>
-              <w:rPr>
-                <w:sz w:val="24"/>
-                <w:szCs w:val="24"/>
-              </w:rPr>
-              <w:t>.env File Exposed in Git History</w:t>
+            <w:proofErr w:type="gramStart"/>
+            <w:r>
+              <w:rPr>
+                <w:sz w:val="24"/>
+                <w:szCs w:val="24"/>
+              </w:rPr>
+              <w:t>.env</w:t>
+            </w:r>
+            <w:proofErr w:type="gramEnd"/>
+            <w:r>
+              <w:rPr>
+                <w:sz w:val="24"/>
+                <w:szCs w:val="24"/>
+              </w:rPr>
+              <w:t xml:space="preserve"> File Exposed in Git History</w:t>
             </w:r>
           </w:p>
         </w:tc>
@@ -20471,7 +22496,29 @@
           <w:sz w:val="24"/>
           <w:szCs w:val="24"/>
         </w:rPr>
-        <w:t>GRL-2  —  Research task: ICO Electoral Commission reprimand</w:t>
+        <w:t>GRL-</w:t>
+      </w:r>
+      <w:proofErr w:type="gramStart"/>
+      <w:r>
+        <w:rPr>
+          <w:b/>
+          <w:bCs/>
+          <w:color w:val="E63946"/>
+          <w:sz w:val="24"/>
+          <w:szCs w:val="24"/>
+        </w:rPr>
+        <w:t>2  —</w:t>
+      </w:r>
+      <w:proofErr w:type="gramEnd"/>
+      <w:r>
+        <w:rPr>
+          <w:b/>
+          <w:bCs/>
+          <w:color w:val="E63946"/>
+          <w:sz w:val="24"/>
+          <w:szCs w:val="24"/>
+        </w:rPr>
+        <w:t xml:space="preserve">  Research task: ICO Electoral Commission reprimand</w:t>
       </w:r>
     </w:p>
     <w:p>
@@ -21139,7 +23186,29 @@
           <w:sz w:val="24"/>
           <w:szCs w:val="24"/>
         </w:rPr>
-        <w:t>GRL-3  —  Analytical question: "appropriate measures"</w:t>
+        <w:t>GRL-</w:t>
+      </w:r>
+      <w:proofErr w:type="gramStart"/>
+      <w:r>
+        <w:rPr>
+          <w:b/>
+          <w:bCs/>
+          <w:color w:val="E63946"/>
+          <w:sz w:val="24"/>
+          <w:szCs w:val="24"/>
+        </w:rPr>
+        <w:t>3  —</w:t>
+      </w:r>
+      <w:proofErr w:type="gramEnd"/>
+      <w:r>
+        <w:rPr>
+          <w:b/>
+          <w:bCs/>
+          <w:color w:val="E63946"/>
+          <w:sz w:val="24"/>
+          <w:szCs w:val="24"/>
+        </w:rPr>
+        <w:t xml:space="preserve">  Analytical question: "appropriate measures"</w:t>
       </w:r>
     </w:p>
     <w:p>
@@ -21803,7 +23872,29 @@
           <w:sz w:val="24"/>
           <w:szCs w:val="24"/>
         </w:rPr>
-        <w:t>GRL-4  —  Article 33 notification analysis</w:t>
+        <w:t>GRL-</w:t>
+      </w:r>
+      <w:proofErr w:type="gramStart"/>
+      <w:r>
+        <w:rPr>
+          <w:b/>
+          <w:bCs/>
+          <w:color w:val="E63946"/>
+          <w:sz w:val="24"/>
+          <w:szCs w:val="24"/>
+        </w:rPr>
+        <w:t>4  —</w:t>
+      </w:r>
+      <w:proofErr w:type="gramEnd"/>
+      <w:r>
+        <w:rPr>
+          <w:b/>
+          <w:bCs/>
+          <w:color w:val="E63946"/>
+          <w:sz w:val="24"/>
+          <w:szCs w:val="24"/>
+        </w:rPr>
+        <w:t xml:space="preserve">  Article 33 notification analysis</w:t>
       </w:r>
     </w:p>
     <w:p>
@@ -22651,13 +24742,23 @@
                 <w:szCs w:val="24"/>
               </w:rPr>
             </w:pPr>
+            <w:proofErr w:type="gramStart"/>
             <w:r>
               <w:rPr>
                 <w:color w:val="F1FAEE"/>
                 <w:sz w:val="24"/>
                 <w:szCs w:val="24"/>
               </w:rPr>
-              <w:t>→  Your Article 32 vulnerability mapping — the group needs it to answer synthesis question 4.1</w:t>
+              <w:t>→  Your</w:t>
+            </w:r>
+            <w:proofErr w:type="gramEnd"/>
+            <w:r>
+              <w:rPr>
+                <w:color w:val="F1FAEE"/>
+                <w:sz w:val="24"/>
+                <w:szCs w:val="24"/>
+              </w:rPr>
+              <w:t xml:space="preserve"> Article 32 vulnerability mapping — the group needs it to answer synthesis question 4.1</w:t>
             </w:r>
           </w:p>
           <w:p>
@@ -22668,13 +24769,23 @@
                 <w:szCs w:val="24"/>
               </w:rPr>
             </w:pPr>
+            <w:proofErr w:type="gramStart"/>
             <w:r>
               <w:rPr>
                 <w:color w:val="F1FAEE"/>
                 <w:sz w:val="24"/>
                 <w:szCs w:val="24"/>
               </w:rPr>
-              <w:t>→  Your answer to GRL-3 — the basis for the 'highest legal impact' remediation argument</w:t>
+              <w:t>→  Your</w:t>
+            </w:r>
+            <w:proofErr w:type="gramEnd"/>
+            <w:r>
+              <w:rPr>
+                <w:color w:val="F1FAEE"/>
+                <w:sz w:val="24"/>
+                <w:szCs w:val="24"/>
+              </w:rPr>
+              <w:t xml:space="preserve"> answer to GRL-3 — the basis for the 'highest legal impact' remediation argument</w:t>
             </w:r>
           </w:p>
           <w:p>
@@ -22685,13 +24796,23 @@
                 <w:szCs w:val="24"/>
               </w:rPr>
             </w:pPr>
+            <w:proofErr w:type="gramStart"/>
             <w:r>
               <w:rPr>
                 <w:color w:val="F1FAEE"/>
                 <w:sz w:val="24"/>
                 <w:szCs w:val="24"/>
               </w:rPr>
-              <w:t>→  One governance failure that is not a code problem — something structural about how this application was built and deployed that Article 32 regards as an organisational rather than technical failure</w:t>
+              <w:t>→  One</w:t>
+            </w:r>
+            <w:proofErr w:type="gramEnd"/>
+            <w:r>
+              <w:rPr>
+                <w:color w:val="F1FAEE"/>
+                <w:sz w:val="24"/>
+                <w:szCs w:val="24"/>
+              </w:rPr>
+              <w:t xml:space="preserve"> governance failure that is not a code problem — something structural about how this application was built and deployed that Article 32 regards as an organisational rather than technical failure</w:t>
             </w:r>
           </w:p>
         </w:tc>
@@ -22907,7 +25028,29 @@
           <w:sz w:val="24"/>
           <w:szCs w:val="24"/>
         </w:rPr>
-        <w:t>DSL-1  —  Dependency risk register</w:t>
+        <w:t>DSL-</w:t>
+      </w:r>
+      <w:proofErr w:type="gramStart"/>
+      <w:r>
+        <w:rPr>
+          <w:b/>
+          <w:bCs/>
+          <w:color w:val="E63946"/>
+          <w:sz w:val="24"/>
+          <w:szCs w:val="24"/>
+        </w:rPr>
+        <w:t>1  —</w:t>
+      </w:r>
+      <w:proofErr w:type="gramEnd"/>
+      <w:r>
+        <w:rPr>
+          <w:b/>
+          <w:bCs/>
+          <w:color w:val="E63946"/>
+          <w:sz w:val="24"/>
+          <w:szCs w:val="24"/>
+        </w:rPr>
+        <w:t xml:space="preserve">  Dependency risk register</w:t>
       </w:r>
     </w:p>
     <w:p>
@@ -24370,7 +26513,29 @@
           <w:sz w:val="24"/>
           <w:szCs w:val="24"/>
         </w:rPr>
-        <w:t xml:space="preserve">DSL-2  —  Research task: </w:t>
+        <w:t>DSL-</w:t>
+      </w:r>
+      <w:proofErr w:type="gramStart"/>
+      <w:r>
+        <w:rPr>
+          <w:b/>
+          <w:bCs/>
+          <w:color w:val="E63946"/>
+          <w:sz w:val="24"/>
+          <w:szCs w:val="24"/>
+        </w:rPr>
+        <w:t>2  —</w:t>
+      </w:r>
+      <w:proofErr w:type="gramEnd"/>
+      <w:r>
+        <w:rPr>
+          <w:b/>
+          <w:bCs/>
+          <w:color w:val="E63946"/>
+          <w:sz w:val="24"/>
+          <w:szCs w:val="24"/>
+        </w:rPr>
+        <w:t xml:space="preserve">  Research task: </w:t>
       </w:r>
       <w:proofErr w:type="spellStart"/>
       <w:r>
@@ -24944,7 +27109,29 @@
           <w:sz w:val="24"/>
           <w:szCs w:val="24"/>
         </w:rPr>
-        <w:t>DSL-3  —  Analytical question: supply chain beyond versions</w:t>
+        <w:t>DSL-</w:t>
+      </w:r>
+      <w:proofErr w:type="gramStart"/>
+      <w:r>
+        <w:rPr>
+          <w:b/>
+          <w:bCs/>
+          <w:color w:val="E63946"/>
+          <w:sz w:val="24"/>
+          <w:szCs w:val="24"/>
+        </w:rPr>
+        <w:t>3  —</w:t>
+      </w:r>
+      <w:proofErr w:type="gramEnd"/>
+      <w:r>
+        <w:rPr>
+          <w:b/>
+          <w:bCs/>
+          <w:color w:val="E63946"/>
+          <w:sz w:val="24"/>
+          <w:szCs w:val="24"/>
+        </w:rPr>
+        <w:t xml:space="preserve">  Analytical question: supply chain beyond versions</w:t>
       </w:r>
     </w:p>
     <w:p>
@@ -25311,7 +27498,29 @@
           <w:sz w:val="24"/>
           <w:szCs w:val="24"/>
         </w:rPr>
-        <w:t>DSL-4  —  SBOM analysis</w:t>
+        <w:t>DSL-</w:t>
+      </w:r>
+      <w:proofErr w:type="gramStart"/>
+      <w:r>
+        <w:rPr>
+          <w:b/>
+          <w:bCs/>
+          <w:color w:val="E63946"/>
+          <w:sz w:val="24"/>
+          <w:szCs w:val="24"/>
+        </w:rPr>
+        <w:t>4  —</w:t>
+      </w:r>
+      <w:proofErr w:type="gramEnd"/>
+      <w:r>
+        <w:rPr>
+          <w:b/>
+          <w:bCs/>
+          <w:color w:val="E63946"/>
+          <w:sz w:val="24"/>
+          <w:szCs w:val="24"/>
+        </w:rPr>
+        <w:t xml:space="preserve">  SBOM analysis</w:t>
       </w:r>
     </w:p>
     <w:p>
@@ -25760,13 +27969,23 @@
                 <w:szCs w:val="24"/>
               </w:rPr>
             </w:pPr>
+            <w:proofErr w:type="gramStart"/>
             <w:r>
               <w:rPr>
                 <w:color w:val="F1FAEE"/>
                 <w:sz w:val="24"/>
                 <w:szCs w:val="24"/>
               </w:rPr>
-              <w:t>→  Your dependency risk register — present the highest-risk entries with CVE references</w:t>
+              <w:t>→  Your</w:t>
+            </w:r>
+            <w:proofErr w:type="gramEnd"/>
+            <w:r>
+              <w:rPr>
+                <w:color w:val="F1FAEE"/>
+                <w:sz w:val="24"/>
+                <w:szCs w:val="24"/>
+              </w:rPr>
+              <w:t xml:space="preserve"> dependency risk register — present the highest-risk entries with CVE references</w:t>
             </w:r>
           </w:p>
           <w:p>
@@ -25777,13 +27996,23 @@
                 <w:szCs w:val="24"/>
               </w:rPr>
             </w:pPr>
+            <w:proofErr w:type="gramStart"/>
             <w:r>
               <w:rPr>
                 <w:color w:val="F1FAEE"/>
                 <w:sz w:val="24"/>
                 <w:szCs w:val="24"/>
               </w:rPr>
-              <w:t>→  Synthesis question 4.2 asks whether your supply chain findings compound the System Hardening Lead's deployment analysis. Come with a specific argument.</w:t>
+              <w:t>→  Synthesis</w:t>
+            </w:r>
+            <w:proofErr w:type="gramEnd"/>
+            <w:r>
+              <w:rPr>
+                <w:color w:val="F1FAEE"/>
+                <w:sz w:val="24"/>
+                <w:szCs w:val="24"/>
+              </w:rPr>
+              <w:t xml:space="preserve"> question 4.2 asks whether your supply chain findings compound the System Hardening Lead's deployment analysis. Come with a specific argument.</w:t>
             </w:r>
           </w:p>
           <w:p>
@@ -25794,13 +28023,23 @@
                 <w:szCs w:val="24"/>
               </w:rPr>
             </w:pPr>
+            <w:proofErr w:type="gramStart"/>
             <w:r>
               <w:rPr>
                 <w:color w:val="F1FAEE"/>
                 <w:sz w:val="24"/>
                 <w:szCs w:val="24"/>
               </w:rPr>
-              <w:t>→  One supply chain risk that is not about version currency — something structural about how this application's dependencies are managed</w:t>
+              <w:t>→  One</w:t>
+            </w:r>
+            <w:proofErr w:type="gramEnd"/>
+            <w:r>
+              <w:rPr>
+                <w:color w:val="F1FAEE"/>
+                <w:sz w:val="24"/>
+                <w:szCs w:val="24"/>
+              </w:rPr>
+              <w:t xml:space="preserve"> supply chain risk that is not about version currency — something structural about how this application's dependencies are managed</w:t>
             </w:r>
           </w:p>
         </w:tc>
@@ -30129,15 +32368,6 @@
 </file>
 
 <file path=customXml/item1.xml><?xml version="1.0" encoding="utf-8"?>
-<?mso-contentType ?>
-<FormTemplates xmlns="http://schemas.microsoft.com/sharepoint/v3/contenttype/forms">
-  <Display>DocumentLibraryForm</Display>
-  <Edit>DocumentLibraryForm</Edit>
-  <New>DocumentLibraryForm</New>
-</FormTemplates>
-</file>
-
-<file path=customXml/item2.xml><?xml version="1.0" encoding="utf-8"?>
 <b:Sources xmlns:b="http://schemas.openxmlformats.org/officeDocument/2006/bibliography" xmlns="http://schemas.openxmlformats.org/officeDocument/2006/bibliography" SelectedStyle="\APASixthEditionOfficeOnline.xsl" StyleName="APA" Version="6">
   <b:Source>
     <b:Tag>Ada17</b:Tag>
@@ -30162,7 +32392,27 @@
 </b:Sources>
 </file>
 
+<file path=customXml/item2.xml><?xml version="1.0" encoding="utf-8"?>
+<?mso-contentType ?>
+<FormTemplates xmlns="http://schemas.microsoft.com/sharepoint/v3/contenttype/forms">
+  <Display>DocumentLibraryForm</Display>
+  <Edit>DocumentLibraryForm</Edit>
+  <New>DocumentLibraryForm</New>
+</FormTemplates>
+</file>
+
 <file path=customXml/item3.xml><?xml version="1.0" encoding="utf-8"?>
+<p:properties xmlns:p="http://schemas.microsoft.com/office/2006/metadata/properties" xmlns:xsi="http://www.w3.org/2001/XMLSchema-instance" xmlns:pc="http://schemas.microsoft.com/office/infopath/2007/PartnerControls">
+  <documentManagement>
+    <lcf76f155ced4ddcb4097134ff3c332f xmlns="88cdc42b-d374-40c2-a42d-dfa2e1e40b26">
+      <Terms xmlns="http://schemas.microsoft.com/office/infopath/2007/PartnerControls"/>
+    </lcf76f155ced4ddcb4097134ff3c332f>
+    <TaxCatchAll xmlns="8278f5bc-1032-4b14-b92e-b7633e8d23d0" xsi:nil="true"/>
+  </documentManagement>
+</p:properties>
+</file>
+
+<file path=customXml/item4.xml><?xml version="1.0" encoding="utf-8"?>
 <ct:contentTypeSchema xmlns:ct="http://schemas.microsoft.com/office/2006/metadata/contentType" xmlns:ma="http://schemas.microsoft.com/office/2006/metadata/properties/metaAttributes" ct:_="" ma:_="" ma:contentTypeName="Document" ma:contentTypeID="0x010100E2C30B2022E6A542B45A1FA0C2F4F807" ma:contentTypeVersion="10" ma:contentTypeDescription="Create a new document." ma:contentTypeScope="" ma:versionID="69896364aca6708624f6ca55e50d0a7f">
   <xsd:schema xmlns:xsd="http://www.w3.org/2001/XMLSchema" xmlns:xs="http://www.w3.org/2001/XMLSchema" xmlns:p="http://schemas.microsoft.com/office/2006/metadata/properties" xmlns:ns2="88cdc42b-d374-40c2-a42d-dfa2e1e40b26" xmlns:ns3="8278f5bc-1032-4b14-b92e-b7633e8d23d0" targetNamespace="http://schemas.microsoft.com/office/2006/metadata/properties" ma:root="true" ma:fieldsID="34ffc91d1e1d7ca4eb943931bee442a1" ns2:_="" ns3:_="">
     <xsd:import namespace="88cdc42b-d374-40c2-a42d-dfa2e1e40b26"/>
@@ -30351,18 +32601,15 @@
 </ct:contentTypeSchema>
 </file>
 
-<file path=customXml/item4.xml><?xml version="1.0" encoding="utf-8"?>
-<p:properties xmlns:p="http://schemas.microsoft.com/office/2006/metadata/properties" xmlns:xsi="http://www.w3.org/2001/XMLSchema-instance" xmlns:pc="http://schemas.microsoft.com/office/infopath/2007/PartnerControls">
-  <documentManagement>
-    <lcf76f155ced4ddcb4097134ff3c332f xmlns="88cdc42b-d374-40c2-a42d-dfa2e1e40b26">
-      <Terms xmlns="http://schemas.microsoft.com/office/infopath/2007/PartnerControls"/>
-    </lcf76f155ced4ddcb4097134ff3c332f>
-    <TaxCatchAll xmlns="8278f5bc-1032-4b14-b92e-b7633e8d23d0" xsi:nil="true"/>
-  </documentManagement>
-</p:properties>
+<file path=customXml/itemProps1.xml><?xml version="1.0" encoding="utf-8"?>
+<ds:datastoreItem xmlns:ds="http://schemas.openxmlformats.org/officeDocument/2006/customXml" ds:itemID="{3267C7F7-E37E-44EF-9B8A-9F1D79553E7F}">
+  <ds:schemaRefs>
+    <ds:schemaRef ds:uri="http://schemas.openxmlformats.org/officeDocument/2006/bibliography"/>
+  </ds:schemaRefs>
+</ds:datastoreItem>
 </file>
 
-<file path=customXml/itemProps1.xml><?xml version="1.0" encoding="utf-8"?>
+<file path=customXml/itemProps2.xml><?xml version="1.0" encoding="utf-8"?>
 <ds:datastoreItem xmlns:ds="http://schemas.openxmlformats.org/officeDocument/2006/customXml" ds:itemID="{B70252F5-2A11-4817-AFD3-0645134C89EE}">
   <ds:schemaRefs>
     <ds:schemaRef ds:uri="http://schemas.microsoft.com/sharepoint/v3/contenttype/forms"/>
@@ -30370,15 +32617,18 @@
 </ds:datastoreItem>
 </file>
 
-<file path=customXml/itemProps2.xml><?xml version="1.0" encoding="utf-8"?>
-<ds:datastoreItem xmlns:ds="http://schemas.openxmlformats.org/officeDocument/2006/customXml" ds:itemID="{3267C7F7-E37E-44EF-9B8A-9F1D79553E7F}">
+<file path=customXml/itemProps3.xml><?xml version="1.0" encoding="utf-8"?>
+<ds:datastoreItem xmlns:ds="http://schemas.openxmlformats.org/officeDocument/2006/customXml" ds:itemID="{7AEFB4A0-715A-47AB-91F7-CEC83E93D53F}">
   <ds:schemaRefs>
-    <ds:schemaRef ds:uri="http://schemas.openxmlformats.org/officeDocument/2006/bibliography"/>
+    <ds:schemaRef ds:uri="http://schemas.microsoft.com/office/2006/metadata/properties"/>
+    <ds:schemaRef ds:uri="http://schemas.microsoft.com/office/infopath/2007/PartnerControls"/>
+    <ds:schemaRef ds:uri="88cdc42b-d374-40c2-a42d-dfa2e1e40b26"/>
+    <ds:schemaRef ds:uri="8278f5bc-1032-4b14-b92e-b7633e8d23d0"/>
   </ds:schemaRefs>
 </ds:datastoreItem>
 </file>
 
-<file path=customXml/itemProps3.xml><?xml version="1.0" encoding="utf-8"?>
+<file path=customXml/itemProps4.xml><?xml version="1.0" encoding="utf-8"?>
 <ds:datastoreItem xmlns:ds="http://schemas.openxmlformats.org/officeDocument/2006/customXml" ds:itemID="{5C590218-656F-4EB1-95EA-7A0DAE6209A7}">
   <ds:schemaRefs>
     <ds:schemaRef ds:uri="http://schemas.microsoft.com/office/2006/metadata/contentType"/>
@@ -30395,15 +32645,4 @@
     <ds:schemaRef ds:uri="http://schemas.microsoft.com/internal/obd"/>
   </ds:schemaRefs>
 </ds:datastoreItem>
-</file>
-
-<file path=customXml/itemProps4.xml><?xml version="1.0" encoding="utf-8"?>
-<ds:datastoreItem xmlns:ds="http://schemas.openxmlformats.org/officeDocument/2006/customXml" ds:itemID="{7AEFB4A0-715A-47AB-91F7-CEC83E93D53F}">
-  <ds:schemaRefs>
-    <ds:schemaRef ds:uri="http://schemas.microsoft.com/office/2006/metadata/properties"/>
-    <ds:schemaRef ds:uri="http://schemas.microsoft.com/office/infopath/2007/PartnerControls"/>
-    <ds:schemaRef ds:uri="88cdc42b-d374-40c2-a42d-dfa2e1e40b26"/>
-    <ds:schemaRef ds:uri="8278f5bc-1032-4b14-b92e-b7633e8d23d0"/>
-  </ds:schemaRefs>
-</ds:datastoreItem>
 </file>